--- a/Sistem-Kendali-Cerdas/Modul-Word/Modul-14-Optimasi-Kontrol-dengan-Algoritma-Genetika.docx
+++ b/Sistem-Kendali-Cerdas/Modul-Word/Modul-14-Optimasi-Kontrol-dengan-Algoritma-Genetika.docx
@@ -2904,7 +2904,7 @@
           <w:i w:val="0"/>
           <w:sz w:val="22"/>
         </w:rPr>
-        <w:t xml:space="preserve">Elitisme menyalin beberapa kandidat terbaik langsung ke generasi berikutnya tanpa perubahan. Tanpa ini, penyelesaian terbaik yang sudah ditemukan dapat hilang akibat persilangan atau mutasi, sehingga kualitas terbaik dapat menurun antargenerasi — hal yang seharusnya tidak pernah terjadi.</w:t>
+        <w:t xml:space="preserve">Elitisme menyalin beberapa kandidat terbaik langsung ke generasi berikutnya tanpa perubahan. Tanpa ini, penyelesaian terbaik yang sudah ditemukan dapat hilang akibat persilangan atau mutasi, sehingga kualitas terbaik dapat menurun antargenerasi, hal yang seharusnya tidak pernah terjadi.</w:t>
       </w:r>
     </w:p>
     <w:p>
@@ -3237,7 +3237,7 @@
           <w:i w:val="0"/>
           <w:sz w:val="22"/>
         </w:rPr>
-        <w:t xml:space="preserve">Karena penilaiannya berbasis simulasi, kualitas hasil dibatasi kualitas model. Model yang tidak memuat kejenuhan actuator akan menghasilkan penyetelan yang tampak unggul di komputer dan mengecewakan di lapangan — persoalan yang sama dengan simulasi pada umumnya, hanya diperbesar karena algoritma mengejar celah model secara sistematis.</w:t>
+        <w:t xml:space="preserve">Karena penilaiannya berbasis simulasi, kualitas hasil dibatasi kualitas model. Model yang tidak memuat kejenuhan actuator akan menghasilkan penyetelan yang tampak unggul di komputer dan mengecewakan di lapangan, persoalan yang sama dengan simulasi pada umumnya, hanya diperbesar karena algoritma mengejar celah model secara sistematis.</w:t>
       </w:r>
     </w:p>
     <w:p>
@@ -4530,7 +4530,7 @@
           <w:i w:val="0"/>
           <w:sz w:val="22"/>
         </w:rPr>
-        <w:t xml:space="preserve">Jawaban. Generasi berikutnya memuat elite Kp = 5,0 dan keturunan Kp = 7,5, ditambah kandidat lain hasil turnamen berikutnya. Perhatikan bahwa persilangan aritmetik hanya menghasilkan nilai di antara kedua induknya, sehingga populasi cenderung menyusut ke satu titik. Mutasi itulah satu-satunya operator yang dapat membawa pencarian keluar dari rentang yang sudah ada — dan karena itu menolkan laju mutasi hampir selalu membuat pencarian berhenti dini.</w:t>
+        <w:t xml:space="preserve">Jawaban. Generasi berikutnya memuat elite Kp = 5,0 dan keturunan Kp = 7,5, ditambah kandidat lain hasil turnamen berikutnya. Perhatikan bahwa persilangan aritmetik hanya menghasilkan nilai di antara kedua induknya, sehingga populasi cenderung menyusut ke satu titik. Mutasi itulah satu-satunya operator yang dapat membawa pencarian keluar dari rentang yang sudah ada, dan karena itu menolkan laju mutasi hampir selalu membuat pencarian berhenti dini.</w:t>
       </w:r>
     </w:p>
     <w:p>

--- a/Sistem-Kendali-Cerdas/Modul-Word/Modul-14-Optimasi-Kontrol-dengan-Algoritma-Genetika.docx
+++ b/Sistem-Kendali-Cerdas/Modul-Word/Modul-14-Optimasi-Kontrol-dengan-Algoritma-Genetika.docx
@@ -1379,7 +1379,7 @@
                                 <w:szCs w:val="20"/>
                                 <w:lang w:val="en-US"/>
                               </w:rPr>
-                              <w:t>myclass.mercubuana.ac.id</w:t>
+                              <w:t xml:space="preserve">myclass.mercubuana.ac·id</w:t>
                             </w:r>
                           </w:p>
                         </w:txbxContent>
@@ -1426,7 +1426,7 @@
                           <w:szCs w:val="20"/>
                           <w:lang w:val="en-US"/>
                         </w:rPr>
-                        <w:t>myclass.mercubuana.ac.id</w:t>
+                        <w:t xml:space="preserve">myclass.mercubuana.ac·id</w:t>
                       </w:r>
                     </w:p>
                   </w:txbxContent>
@@ -2512,7 +2512,7 @@
                                 <w:sz w:val="20"/>
                                 <w:szCs w:val="20"/>
                               </w:rPr>
-                              <w:t>www.mercubuana.ac.id</w:t>
+                              <w:t xml:space="preserve">www.mercubuana.ac·id</w:t>
                             </w:r>
                           </w:p>
                         </w:txbxContent>
@@ -2558,7 +2558,7 @@
                           <w:sz w:val="20"/>
                           <w:szCs w:val="20"/>
                         </w:rPr>
-                        <w:t>www.mercubuana.ac.id</w:t>
+                        <w:t xml:space="preserve">www.mercubuana.ac·id</w:t>
                       </w:r>
                     </w:p>
                   </w:txbxContent>
@@ -2627,6 +2627,15 @@
           <w:sz w:val="22"/>
         </w:rPr>
         <w:t xml:space="preserve">Genetic Algorithm mencari parameter controller tanpa memerlukan turunan objective. Metode ini cocok untuk objective nonlinier, diskrit, multi-puncak, atau berbasis simulasi, tetapi memerlukan evaluasi banyak kandidat dan desain fitness yang tidak dapat dieksploitasi secara keliru.</w:t>
+      </w:r>
+      <w:r>
+        <w:rPr>
+          <w:rFonts w:ascii="Arial" w:hAnsi="Arial" w:cs="Arial"/>
+          <w:b w:val="0"/>
+          <w:i w:val="0"/>
+          <w:sz w:val="22"/>
+        </w:rPr>
+        <w:t xml:space="preserve"> Gambar 1 mengilustrasikan gagasan ini.</w:t>
       </w:r>
     </w:p>
     <w:p>
@@ -2920,7 +2929,7 @@
           <w:color w:val="305496"/>
           <w:sz w:val="22"/>
         </w:rPr>
-        <w:t xml:space="preserve">seleksi -&gt; persilangan -&gt; mutasi -&gt; elitisme, berulang tiap generasi</w:t>
+        <w:t xml:space="preserve">seleksi → persilangan → mutasi → elitisme, berulang tiap generasi</w:t>
       </w:r>
     </w:p>
     <w:p>
@@ -3070,6 +3079,15 @@
         </w:rPr>
         <w:t xml:space="preserve">Batasan keras sebaiknya ditangani terpisah dari bobot. Kandidat yang membuat sistem tidak stabil atau melanggar batas keselamatan lebih baik langsung diberi nilai sangat buruk, alih-alih sekadar dihukum, agar tidak pernah terpilih meskipun unggul pada aspek lain.</w:t>
       </w:r>
+      <w:r>
+        <w:rPr>
+          <w:rFonts w:ascii="Arial" w:hAnsi="Arial" w:cs="Arial"/>
+          <w:b w:val="0"/>
+          <w:i w:val="0"/>
+          <w:sz w:val="22"/>
+        </w:rPr>
+        <w:t xml:space="preserve"> Hubungan ini dirangkum dalam Persamaan (1).</w:t>
+      </w:r>
     </w:p>
     <w:p>
       <w:pPr>
@@ -3084,7 +3102,131 @@
           <w:color w:val="305496"/>
           <w:sz w:val="22"/>
         </w:rPr>
-        <w:t xml:space="preserve">J = w1*ITAE + w2*integral(u^2) + w3*penalti overshoot   |   pelanggaran keras: tolak</w:t>
+        <w:t xml:space="preserve">J = </w:t>
+      </w:r>
+      <w:r>
+        <w:rPr>
+          <w:rFonts w:ascii="Arial" w:hAnsi="Arial" w:cs="Arial"/>
+          <w:b/>
+          <w:i/>
+          <w:color w:val="305496"/>
+          <w:sz w:val="22"/>
+        </w:rPr>
+        <w:t xml:space="preserve">w</w:t>
+      </w:r>
+      <w:r>
+        <w:rPr>
+          <w:rFonts w:ascii="Arial" w:hAnsi="Arial" w:cs="Arial"/>
+          <w:b/>
+          <w:i/>
+          <w:color w:val="305496"/>
+          <w:sz w:val="22"/>
+          <w:vertAlign w:val="subscript"/>
+        </w:rPr>
+        <w:t xml:space="preserve">1</w:t>
+      </w:r>
+      <w:r>
+        <w:rPr>
+          <w:rFonts w:ascii="Arial" w:hAnsi="Arial" w:cs="Arial"/>
+          <w:b/>
+          <w:i/>
+          <w:color w:val="305496"/>
+          <w:sz w:val="22"/>
+        </w:rPr>
+        <w:t xml:space="preserve">·ITAE + </w:t>
+      </w:r>
+      <w:r>
+        <w:rPr>
+          <w:rFonts w:ascii="Arial" w:hAnsi="Arial" w:cs="Arial"/>
+          <w:b/>
+          <w:i/>
+          <w:color w:val="305496"/>
+          <w:sz w:val="22"/>
+        </w:rPr>
+        <w:t xml:space="preserve">w</w:t>
+      </w:r>
+      <w:r>
+        <w:rPr>
+          <w:rFonts w:ascii="Arial" w:hAnsi="Arial" w:cs="Arial"/>
+          <w:b/>
+          <w:i/>
+          <w:color w:val="305496"/>
+          <w:sz w:val="22"/>
+          <w:vertAlign w:val="subscript"/>
+        </w:rPr>
+        <w:t xml:space="preserve">2</w:t>
+      </w:r>
+      <w:r>
+        <w:rPr>
+          <w:rFonts w:ascii="Arial" w:hAnsi="Arial" w:cs="Arial"/>
+          <w:b/>
+          <w:i/>
+          <w:color w:val="305496"/>
+          <w:sz w:val="22"/>
+        </w:rPr>
+        <w:t xml:space="preserve">·integral(u</w:t>
+      </w:r>
+      <w:r>
+        <w:rPr>
+          <w:rFonts w:ascii="Arial" w:hAnsi="Arial" w:cs="Arial"/>
+          <w:b/>
+          <w:i/>
+          <w:color w:val="305496"/>
+          <w:sz w:val="22"/>
+          <w:vertAlign w:val="superscript"/>
+        </w:rPr>
+        <w:t xml:space="preserve">2</w:t>
+      </w:r>
+      <w:r>
+        <w:rPr>
+          <w:rFonts w:ascii="Arial" w:hAnsi="Arial" w:cs="Arial"/>
+          <w:b/>
+          <w:i/>
+          <w:color w:val="305496"/>
+          <w:sz w:val="22"/>
+        </w:rPr>
+        <w:t xml:space="preserve">) + </w:t>
+      </w:r>
+      <w:r>
+        <w:rPr>
+          <w:rFonts w:ascii="Arial" w:hAnsi="Arial" w:cs="Arial"/>
+          <w:b/>
+          <w:i/>
+          <w:color w:val="305496"/>
+          <w:sz w:val="22"/>
+        </w:rPr>
+        <w:t xml:space="preserve">w</w:t>
+      </w:r>
+      <w:r>
+        <w:rPr>
+          <w:rFonts w:ascii="Arial" w:hAnsi="Arial" w:cs="Arial"/>
+          <w:b/>
+          <w:i/>
+          <w:color w:val="305496"/>
+          <w:sz w:val="22"/>
+          <w:vertAlign w:val="subscript"/>
+        </w:rPr>
+        <w:t xml:space="preserve">3</w:t>
+      </w:r>
+      <w:r>
+        <w:rPr>
+          <w:rFonts w:ascii="Arial" w:hAnsi="Arial" w:cs="Arial"/>
+          <w:b/>
+          <w:i/>
+          <w:color w:val="305496"/>
+          <w:sz w:val="22"/>
+        </w:rPr>
+        <w:t xml:space="preserve">·penalti overshoot   |   pelanggaran keras: tolak</w:t>
+      </w:r>
+      <w:r>
+        <w:rPr>
+          <w:rFonts w:ascii="Arial" w:hAnsi="Arial" w:cs="Arial"/>
+          <w:b/>
+          <w:i/>
+          <w:color w:val="305496"/>
+          <w:sz w:val="22"/>
+        </w:rPr>
+        <w:t xml:space="preserve">   (1)</w:t>
       </w:r>
     </w:p>
     <w:p>
@@ -3418,6 +3560,15 @@
         </w:rPr>
         <w:t xml:space="preserve">Cara memeriksa kejujuran fungsi kebugaran cukup sederhana: jalankan optimasinya, lalu amati pemenangnya. Bila pemenangnya melakukan sesuatu yang secara teknis bernilai baik namun jelas tidak diinginkan, yang salah adalah fungsi kebugarannya, bukan algoritmanya.</w:t>
       </w:r>
+      <w:r>
+        <w:rPr>
+          <w:rFonts w:ascii="Arial" w:hAnsi="Arial" w:cs="Arial"/>
+          <w:b w:val="0"/>
+          <w:i w:val="0"/>
+          <w:sz w:val="22"/>
+        </w:rPr>
+        <w:t xml:space="preserve"> Bentuk ringkasnya dituliskan pada Persamaan (2).</w:t>
+      </w:r>
     </w:p>
     <w:p>
       <w:pPr>
@@ -3432,90 +3583,8 @@
           <w:color w:val="305496"/>
           <w:sz w:val="22"/>
         </w:rPr>
-        <w:t xml:space="preserve">J = w1*integral e^2 + w2*integral u^2 + w3*lonjakan + denda pelanggaran batas</w:t>
-      </w:r>
-    </w:p>
-    <w:p>
-      <w:pPr>
-        <w:keepNext/>
-        <w:spacing w:before="200" w:after="80"/>
-      </w:pPr>
-      <w:r>
-        <w:rPr>
-          <w:rFonts w:ascii="Arial" w:hAnsi="Arial" w:cs="Arial"/>
-          <w:b/>
-          <w:i w:val="0"/>
-          <w:color w:val="2E4A7A"/>
-          <w:sz w:val="24"/>
-        </w:rPr>
-        <w:t xml:space="preserve">Menyetel Ukuran Populasi, Laju Mutasi, dan Elitisme</w:t>
-      </w:r>
-    </w:p>
-    <w:p>
-      <w:pPr>
-        <w:spacing w:line="360" w:lineRule="auto" w:after="120"/>
-        <w:jc w:val="both"/>
-      </w:pPr>
-      <w:r>
-        <w:rPr>
-          <w:rFonts w:ascii="Arial" w:hAnsi="Arial" w:cs="Arial"/>
-          <w:b w:val="0"/>
-          <w:i w:val="0"/>
-          <w:sz w:val="22"/>
-        </w:rPr>
-        <w:t xml:space="preserve">Tiga parameter memengaruhi perilaku pencarian lebih daripada yang lain, dan ketiganya berhubungan dengan pertukaran yang sama: seberapa lebar ruang dijelajahi dibanding seberapa cepat hasil terbaik dimanfaatkan.</w:t>
-      </w:r>
-    </w:p>
-    <w:p>
-      <w:pPr>
-        <w:spacing w:line="360" w:lineRule="auto" w:after="120"/>
-        <w:jc w:val="both"/>
-      </w:pPr>
-      <w:r>
-        <w:rPr>
-          <w:rFonts w:ascii="Arial" w:hAnsi="Arial" w:cs="Arial"/>
-          <w:b w:val="0"/>
-          <w:i w:val="0"/>
-          <w:sz w:val="22"/>
-        </w:rPr>
-        <w:t xml:space="preserve">Populasi yang besar menjaga keberagaman sehingga pencarian tidak cepat terjebak, namun setiap generasi menjadi mahal karena setiap individu harus dievaluasi. Pada persoalan kontrol dengan sedikit parameter, populasi beberapa puluh individu umumnya memadai, dan menambahnya lebih jauh jarang sepadan.</w:t>
-      </w:r>
-    </w:p>
-    <w:p>
-      <w:pPr>
-        <w:spacing w:line="360" w:lineRule="auto" w:after="120"/>
-        <w:jc w:val="both"/>
-      </w:pPr>
-      <w:r>
-        <w:rPr>
-          <w:rFonts w:ascii="Arial" w:hAnsi="Arial" w:cs="Arial"/>
-          <w:b w:val="0"/>
-          <w:i w:val="0"/>
-          <w:sz w:val="22"/>
-        </w:rPr>
-        <w:t xml:space="preserve">Laju mutasi yang terlalu kecil membuat populasi cepat seragam lalu pencarian berhenti maju; yang terlalu besar mengubah pencarian menjadi acak sehingga hasil baik tidak sempat diwariskan. Nilai di sekitar beberapa persen per gen menjadi titik awal yang wajar, dan menaikkannya sementara berguna saat populasi terlihat mandek.</w:t>
-      </w:r>
-    </w:p>
-    <w:p>
-      <w:pPr>
-        <w:spacing w:line="360" w:lineRule="auto" w:after="120"/>
-        <w:jc w:val="both"/>
-      </w:pPr>
-      <w:r>
-        <w:rPr>
-          <w:rFonts w:ascii="Arial" w:hAnsi="Arial" w:cs="Arial"/>
-          <w:b w:val="0"/>
-          <w:i w:val="0"/>
-          <w:sz w:val="22"/>
-        </w:rPr>
-        <w:t xml:space="preserve">Elitisme menyalin beberapa individu terbaik apa adanya ke generasi berikutnya. Tanpa itu, solusi terbaik dapat hilang karena crossover dan mutasi, sehingga kebugaran terbaik justru dapat memburuk antargenerasi. Menyalin satu sampai dua individu sudah cukup; menyalin terlalu banyak membuat populasi cepat seragam.</w:t>
-      </w:r>
-    </w:p>
-    <w:p>
-      <w:pPr>
-        <w:spacing w:before="40" w:after="120"/>
-        <w:jc w:val="center"/>
-      </w:pPr>
+        <w:t xml:space="preserve">J = </w:t>
+      </w:r>
       <w:r>
         <w:rPr>
           <w:rFonts w:ascii="Arial" w:hAnsi="Arial" w:cs="Arial"/>
@@ -3524,90 +3593,8 @@
           <w:color w:val="305496"/>
           <w:sz w:val="22"/>
         </w:rPr>
-        <w:t xml:space="preserve">populasi puluhan | mutasi beberapa persen | elitisme 1-2 individu</w:t>
-      </w:r>
-    </w:p>
-    <w:p>
-      <w:pPr>
-        <w:keepNext/>
-        <w:spacing w:before="200" w:after="80"/>
-      </w:pPr>
-      <w:r>
-        <w:rPr>
-          <w:rFonts w:ascii="Arial" w:hAnsi="Arial" w:cs="Arial"/>
-          <w:b/>
-          <w:i w:val="0"/>
-          <w:color w:val="2E4A7A"/>
-          <w:sz w:val="24"/>
-        </w:rPr>
-        <w:t xml:space="preserve">Menangani Kendala dan Solusi yang Tidak Sahih</w:t>
-      </w:r>
-    </w:p>
-    <w:p>
-      <w:pPr>
-        <w:spacing w:line="360" w:lineRule="auto" w:after="120"/>
-        <w:jc w:val="both"/>
-      </w:pPr>
-      <w:r>
-        <w:rPr>
-          <w:rFonts w:ascii="Arial" w:hAnsi="Arial" w:cs="Arial"/>
-          <w:b w:val="0"/>
-          <w:i w:val="0"/>
-          <w:sz w:val="22"/>
-        </w:rPr>
-        <w:t xml:space="preserve">Persoalan kontrol hampir selalu memiliki kendala: penguatan harus positif, aksi kendali terbatas, sistem harus stabil. Algoritma genetik tidak mengenal kendala dengan sendirinya, sehingga penanganannya harus dirancang.</w:t>
-      </w:r>
-    </w:p>
-    <w:p>
-      <w:pPr>
-        <w:spacing w:line="360" w:lineRule="auto" w:after="120"/>
-        <w:jc w:val="both"/>
-      </w:pPr>
-      <w:r>
-        <w:rPr>
-          <w:rFonts w:ascii="Arial" w:hAnsi="Arial" w:cs="Arial"/>
-          <w:b w:val="0"/>
-          <w:i w:val="0"/>
-          <w:sz w:val="22"/>
-        </w:rPr>
-        <w:t xml:space="preserve">Cara pertama membatasi rentang setiap gen sehingga individu yang tidak sahih tidak pernah tercipta. Cara ini paling aman dan paling murah, dan cocok untuk kendala sederhana seperti batas bawah dan batas atas parameter.</w:t>
-      </w:r>
-    </w:p>
-    <w:p>
-      <w:pPr>
-        <w:spacing w:line="360" w:lineRule="auto" w:after="120"/>
-        <w:jc w:val="both"/>
-      </w:pPr>
-      <w:r>
-        <w:rPr>
-          <w:rFonts w:ascii="Arial" w:hAnsi="Arial" w:cs="Arial"/>
-          <w:b w:val="0"/>
-          <w:i w:val="0"/>
-          <w:sz w:val="22"/>
-        </w:rPr>
-        <w:t xml:space="preserve">Cara kedua memberi denda pada fungsi kebugaran ketika kendala dilanggar. Cara ini diperlukan untuk kendala yang baru diketahui setelah simulasi, misalnya ketidakstabilan atau aktuator yang jenuh. Besar dendanya perlu cukup untuk membuat pelanggaran selalu kalah, namun tidak begitu besar sampai seluruh wilayah di dekat batas menjadi datar dan kehilangan arah perbaikan.</w:t>
-      </w:r>
-    </w:p>
-    <w:p>
-      <w:pPr>
-        <w:spacing w:line="360" w:lineRule="auto" w:after="120"/>
-        <w:jc w:val="both"/>
-      </w:pPr>
-      <w:r>
-        <w:rPr>
-          <w:rFonts w:ascii="Arial" w:hAnsi="Arial" w:cs="Arial"/>
-          <w:b w:val="0"/>
-          <w:i w:val="0"/>
-          <w:sz w:val="22"/>
-        </w:rPr>
-        <w:t xml:space="preserve">Cara ketiga memperbaiki individu yang tidak sahih menjadi sahih terdekat sebelum dievaluasi. Cara ini menjaga seluruh populasi tetap berguna, namun menambah pekerjaan dan dapat mengurangi keberagaman bila banyak individu diperbaiki ke titik yang sama.</w:t>
-      </w:r>
-    </w:p>
-    <w:p>
-      <w:pPr>
-        <w:spacing w:before="40" w:after="120"/>
-        <w:jc w:val="center"/>
-      </w:pPr>
+        <w:t xml:space="preserve">w</w:t>
+      </w:r>
       <w:r>
         <w:rPr>
           <w:rFonts w:ascii="Arial" w:hAnsi="Arial" w:cs="Arial"/>
@@ -3615,8 +3602,317 @@
           <w:i/>
           <w:color w:val="305496"/>
           <w:sz w:val="22"/>
-        </w:rPr>
-        <w:t xml:space="preserve">batasi rentang gen -&gt; denda bertingkat -&gt; perbaikan, sesuai jenis kendala</w:t>
+          <w:vertAlign w:val="subscript"/>
+        </w:rPr>
+        <w:t xml:space="preserve">1</w:t>
+      </w:r>
+      <w:r>
+        <w:rPr>
+          <w:rFonts w:ascii="Arial" w:hAnsi="Arial" w:cs="Arial"/>
+          <w:b/>
+          <w:i/>
+          <w:color w:val="305496"/>
+          <w:sz w:val="22"/>
+        </w:rPr>
+        <w:t xml:space="preserve">·integral e</w:t>
+      </w:r>
+      <w:r>
+        <w:rPr>
+          <w:rFonts w:ascii="Arial" w:hAnsi="Arial" w:cs="Arial"/>
+          <w:b/>
+          <w:i/>
+          <w:color w:val="305496"/>
+          <w:sz w:val="22"/>
+          <w:vertAlign w:val="superscript"/>
+        </w:rPr>
+        <w:t xml:space="preserve">2</w:t>
+      </w:r>
+      <w:r>
+        <w:rPr>
+          <w:rFonts w:ascii="Arial" w:hAnsi="Arial" w:cs="Arial"/>
+          <w:b/>
+          <w:i/>
+          <w:color w:val="305496"/>
+          <w:sz w:val="22"/>
+        </w:rPr>
+        <w:t xml:space="preserve"> + </w:t>
+      </w:r>
+      <w:r>
+        <w:rPr>
+          <w:rFonts w:ascii="Arial" w:hAnsi="Arial" w:cs="Arial"/>
+          <w:b/>
+          <w:i/>
+          <w:color w:val="305496"/>
+          <w:sz w:val="22"/>
+        </w:rPr>
+        <w:t xml:space="preserve">w</w:t>
+      </w:r>
+      <w:r>
+        <w:rPr>
+          <w:rFonts w:ascii="Arial" w:hAnsi="Arial" w:cs="Arial"/>
+          <w:b/>
+          <w:i/>
+          <w:color w:val="305496"/>
+          <w:sz w:val="22"/>
+          <w:vertAlign w:val="subscript"/>
+        </w:rPr>
+        <w:t xml:space="preserve">2</w:t>
+      </w:r>
+      <w:r>
+        <w:rPr>
+          <w:rFonts w:ascii="Arial" w:hAnsi="Arial" w:cs="Arial"/>
+          <w:b/>
+          <w:i/>
+          <w:color w:val="305496"/>
+          <w:sz w:val="22"/>
+        </w:rPr>
+        <w:t xml:space="preserve">·integral u</w:t>
+      </w:r>
+      <w:r>
+        <w:rPr>
+          <w:rFonts w:ascii="Arial" w:hAnsi="Arial" w:cs="Arial"/>
+          <w:b/>
+          <w:i/>
+          <w:color w:val="305496"/>
+          <w:sz w:val="22"/>
+          <w:vertAlign w:val="superscript"/>
+        </w:rPr>
+        <w:t xml:space="preserve">2</w:t>
+      </w:r>
+      <w:r>
+        <w:rPr>
+          <w:rFonts w:ascii="Arial" w:hAnsi="Arial" w:cs="Arial"/>
+          <w:b/>
+          <w:i/>
+          <w:color w:val="305496"/>
+          <w:sz w:val="22"/>
+        </w:rPr>
+        <w:t xml:space="preserve"> + </w:t>
+      </w:r>
+      <w:r>
+        <w:rPr>
+          <w:rFonts w:ascii="Arial" w:hAnsi="Arial" w:cs="Arial"/>
+          <w:b/>
+          <w:i/>
+          <w:color w:val="305496"/>
+          <w:sz w:val="22"/>
+        </w:rPr>
+        <w:t xml:space="preserve">w</w:t>
+      </w:r>
+      <w:r>
+        <w:rPr>
+          <w:rFonts w:ascii="Arial" w:hAnsi="Arial" w:cs="Arial"/>
+          <w:b/>
+          <w:i/>
+          <w:color w:val="305496"/>
+          <w:sz w:val="22"/>
+          <w:vertAlign w:val="subscript"/>
+        </w:rPr>
+        <w:t xml:space="preserve">3</w:t>
+      </w:r>
+      <w:r>
+        <w:rPr>
+          <w:rFonts w:ascii="Arial" w:hAnsi="Arial" w:cs="Arial"/>
+          <w:b/>
+          <w:i/>
+          <w:color w:val="305496"/>
+          <w:sz w:val="22"/>
+        </w:rPr>
+        <w:t xml:space="preserve">·lonjakan + denda pelanggaran batas</w:t>
+      </w:r>
+      <w:r>
+        <w:rPr>
+          <w:rFonts w:ascii="Arial" w:hAnsi="Arial" w:cs="Arial"/>
+          <w:b/>
+          <w:i/>
+          <w:color w:val="305496"/>
+          <w:sz w:val="22"/>
+        </w:rPr>
+        <w:t xml:space="preserve">   (2)</w:t>
+      </w:r>
+    </w:p>
+    <w:p>
+      <w:pPr>
+        <w:keepNext/>
+        <w:spacing w:before="200" w:after="80"/>
+      </w:pPr>
+      <w:r>
+        <w:rPr>
+          <w:rFonts w:ascii="Arial" w:hAnsi="Arial" w:cs="Arial"/>
+          <w:b/>
+          <w:i w:val="0"/>
+          <w:color w:val="2E4A7A"/>
+          <w:sz w:val="24"/>
+        </w:rPr>
+        <w:t xml:space="preserve">Menyetel Ukuran Populasi, Laju Mutasi, dan Elitisme</w:t>
+      </w:r>
+    </w:p>
+    <w:p>
+      <w:pPr>
+        <w:spacing w:line="360" w:lineRule="auto" w:after="120"/>
+        <w:jc w:val="both"/>
+      </w:pPr>
+      <w:r>
+        <w:rPr>
+          <w:rFonts w:ascii="Arial" w:hAnsi="Arial" w:cs="Arial"/>
+          <w:b w:val="0"/>
+          <w:i w:val="0"/>
+          <w:sz w:val="22"/>
+        </w:rPr>
+        <w:t xml:space="preserve">Tiga parameter memengaruhi perilaku pencarian lebih daripada yang lain, dan ketiganya berhubungan dengan pertukaran yang sama: seberapa lebar ruang dijelajahi dibanding seberapa cepat hasil terbaik dimanfaatkan.</w:t>
+      </w:r>
+    </w:p>
+    <w:p>
+      <w:pPr>
+        <w:spacing w:line="360" w:lineRule="auto" w:after="120"/>
+        <w:jc w:val="both"/>
+      </w:pPr>
+      <w:r>
+        <w:rPr>
+          <w:rFonts w:ascii="Arial" w:hAnsi="Arial" w:cs="Arial"/>
+          <w:b w:val="0"/>
+          <w:i w:val="0"/>
+          <w:sz w:val="22"/>
+        </w:rPr>
+        <w:t xml:space="preserve">Populasi yang besar menjaga keberagaman sehingga pencarian tidak cepat terjebak, namun setiap generasi menjadi mahal karena setiap individu harus dievaluasi. Pada persoalan kontrol dengan sedikit parameter, populasi beberapa puluh individu umumnya memadai, dan menambahnya lebih jauh jarang sepadan.</w:t>
+      </w:r>
+    </w:p>
+    <w:p>
+      <w:pPr>
+        <w:spacing w:line="360" w:lineRule="auto" w:after="120"/>
+        <w:jc w:val="both"/>
+      </w:pPr>
+      <w:r>
+        <w:rPr>
+          <w:rFonts w:ascii="Arial" w:hAnsi="Arial" w:cs="Arial"/>
+          <w:b w:val="0"/>
+          <w:i w:val="0"/>
+          <w:sz w:val="22"/>
+        </w:rPr>
+        <w:t xml:space="preserve">Laju mutasi yang terlalu kecil membuat populasi cepat seragam lalu pencarian berhenti maju; yang terlalu besar mengubah pencarian menjadi acak sehingga hasil baik tidak sempat diwariskan. Nilai di sekitar beberapa persen per gen menjadi titik awal yang wajar, dan menaikkannya sementara berguna saat populasi terlihat mandek.</w:t>
+      </w:r>
+    </w:p>
+    <w:p>
+      <w:pPr>
+        <w:spacing w:line="360" w:lineRule="auto" w:after="120"/>
+        <w:jc w:val="both"/>
+      </w:pPr>
+      <w:r>
+        <w:rPr>
+          <w:rFonts w:ascii="Arial" w:hAnsi="Arial" w:cs="Arial"/>
+          <w:b w:val="0"/>
+          <w:i w:val="0"/>
+          <w:sz w:val="22"/>
+        </w:rPr>
+        <w:t xml:space="preserve">Elitisme menyalin beberapa individu terbaik apa adanya ke generasi berikutnya. Tanpa itu, solusi terbaik dapat hilang karena crossover dan mutasi, sehingga kebugaran terbaik justru dapat memburuk antargenerasi. Menyalin satu sampai dua individu sudah cukup; menyalin terlalu banyak membuat populasi cepat seragam.</w:t>
+      </w:r>
+    </w:p>
+    <w:p>
+      <w:pPr>
+        <w:spacing w:before="40" w:after="120"/>
+        <w:jc w:val="center"/>
+      </w:pPr>
+      <w:r>
+        <w:rPr>
+          <w:rFonts w:ascii="Arial" w:hAnsi="Arial" w:cs="Arial"/>
+          <w:b/>
+          <w:i/>
+          <w:color w:val="305496"/>
+          <w:sz w:val="22"/>
+        </w:rPr>
+        <w:t xml:space="preserve">populasi puluhan | mutasi beberapa persen | elitisme 1-2 individu</w:t>
+      </w:r>
+    </w:p>
+    <w:p>
+      <w:pPr>
+        <w:keepNext/>
+        <w:spacing w:before="200" w:after="80"/>
+      </w:pPr>
+      <w:r>
+        <w:rPr>
+          <w:rFonts w:ascii="Arial" w:hAnsi="Arial" w:cs="Arial"/>
+          <w:b/>
+          <w:i w:val="0"/>
+          <w:color w:val="2E4A7A"/>
+          <w:sz w:val="24"/>
+        </w:rPr>
+        <w:t xml:space="preserve">Menangani Kendala dan Solusi yang Tidak Sahih</w:t>
+      </w:r>
+    </w:p>
+    <w:p>
+      <w:pPr>
+        <w:spacing w:line="360" w:lineRule="auto" w:after="120"/>
+        <w:jc w:val="both"/>
+      </w:pPr>
+      <w:r>
+        <w:rPr>
+          <w:rFonts w:ascii="Arial" w:hAnsi="Arial" w:cs="Arial"/>
+          <w:b w:val="0"/>
+          <w:i w:val="0"/>
+          <w:sz w:val="22"/>
+        </w:rPr>
+        <w:t xml:space="preserve">Persoalan kontrol hampir selalu memiliki kendala: penguatan harus positif, aksi kendali terbatas, sistem harus stabil. Algoritma genetik tidak mengenal kendala dengan sendirinya, sehingga penanganannya harus dirancang.</w:t>
+      </w:r>
+    </w:p>
+    <w:p>
+      <w:pPr>
+        <w:spacing w:line="360" w:lineRule="auto" w:after="120"/>
+        <w:jc w:val="both"/>
+      </w:pPr>
+      <w:r>
+        <w:rPr>
+          <w:rFonts w:ascii="Arial" w:hAnsi="Arial" w:cs="Arial"/>
+          <w:b w:val="0"/>
+          <w:i w:val="0"/>
+          <w:sz w:val="22"/>
+        </w:rPr>
+        <w:t xml:space="preserve">Cara pertama membatasi rentang setiap gen sehingga individu yang tidak sahih tidak pernah tercipta. Cara ini paling aman dan paling murah, dan cocok untuk kendala sederhana seperti batas bawah dan batas atas parameter.</w:t>
+      </w:r>
+    </w:p>
+    <w:p>
+      <w:pPr>
+        <w:spacing w:line="360" w:lineRule="auto" w:after="120"/>
+        <w:jc w:val="both"/>
+      </w:pPr>
+      <w:r>
+        <w:rPr>
+          <w:rFonts w:ascii="Arial" w:hAnsi="Arial" w:cs="Arial"/>
+          <w:b w:val="0"/>
+          <w:i w:val="0"/>
+          <w:sz w:val="22"/>
+        </w:rPr>
+        <w:t xml:space="preserve">Cara kedua memberi denda pada fungsi kebugaran ketika kendala dilanggar. Cara ini diperlukan untuk kendala yang baru diketahui setelah simulasi, misalnya ketidakstabilan atau aktuator yang jenuh. Besar dendanya perlu cukup untuk membuat pelanggaran selalu kalah, namun tidak begitu besar sampai seluruh wilayah di dekat batas menjadi datar dan kehilangan arah perbaikan.</w:t>
+      </w:r>
+    </w:p>
+    <w:p>
+      <w:pPr>
+        <w:spacing w:line="360" w:lineRule="auto" w:after="120"/>
+        <w:jc w:val="both"/>
+      </w:pPr>
+      <w:r>
+        <w:rPr>
+          <w:rFonts w:ascii="Arial" w:hAnsi="Arial" w:cs="Arial"/>
+          <w:b w:val="0"/>
+          <w:i w:val="0"/>
+          <w:sz w:val="22"/>
+        </w:rPr>
+        <w:t xml:space="preserve">Cara ketiga memperbaiki individu yang tidak sahih menjadi sahih terdekat sebelum dievaluasi. Cara ini menjaga seluruh populasi tetap berguna, namun menambah pekerjaan dan dapat mengurangi keberagaman bila banyak individu diperbaiki ke titik yang sama.</w:t>
+      </w:r>
+    </w:p>
+    <w:p>
+      <w:pPr>
+        <w:spacing w:before="40" w:after="120"/>
+        <w:jc w:val="center"/>
+      </w:pPr>
+      <w:r>
+        <w:rPr>
+          <w:rFonts w:ascii="Arial" w:hAnsi="Arial" w:cs="Arial"/>
+          <w:b/>
+          <w:i/>
+          <w:color w:val="305496"/>
+          <w:sz w:val="22"/>
+        </w:rPr>
+        <w:t xml:space="preserve">batasi rentang gen → denda bertingkat → perbaikan, sesuai jenis kendala</w:t>
       </w:r>
     </w:p>
     <w:p>
@@ -3780,7 +4076,7 @@
           <w:color w:val="305496"/>
           <w:sz w:val="22"/>
         </w:rPr>
-        <w:t xml:space="preserve">uji ketegaran -&gt; bandingkan dengan penyetelan manual -&gt; jalankan berdampingan -&gt; serahkan kendali</w:t>
+        <w:t xml:space="preserve">uji ketegaran → bandingkan dengan penyetelan manual → jalankan berdampingan → serahkan kendali</w:t>
       </w:r>
     </w:p>
     <w:p>
@@ -3820,6 +4116,15 @@
         </w:rPr>
         <w:t xml:space="preserve">Penurunan berikut menelusuri satu generasi pada populasi kecil, agar keempat operator terlihat bekerja berurutan.</w:t>
       </w:r>
+      <w:r>
+        <w:rPr>
+          <w:rFonts w:ascii="Arial" w:hAnsi="Arial" w:cs="Arial"/>
+          <w:b w:val="0"/>
+          <w:i w:val="0"/>
+          <w:sz w:val="22"/>
+        </w:rPr>
+        <w:t xml:space="preserve"> Persamaan (3) memadatkan aturan tersebut.</w:t>
+      </w:r>
     </w:p>
     <w:p>
       <w:pPr>
@@ -3851,42 +4156,6 @@
         </w:rPr>
         <w:t xml:space="preserve">empat kandidat dengan nilai tujuan J = 12 ; 8 ; 20 ; 15</w:t>
       </w:r>
-    </w:p>
-    <w:p>
-      <w:pPr>
-        <w:spacing w:line="360" w:lineRule="auto" w:after="120"/>
-        <w:jc w:val="both"/>
-      </w:pPr>
-      <w:r>
-        <w:rPr>
-          <w:rFonts w:ascii="Arial" w:hAnsi="Arial" w:cs="Arial"/>
-          <w:b w:val="0"/>
-          <w:i w:val="0"/>
-          <w:sz w:val="22"/>
-        </w:rPr>
-        <w:t xml:space="preserve">Nilai lebih kecil berarti lebih baik.</w:t>
-      </w:r>
-    </w:p>
-    <w:p>
-      <w:pPr>
-        <w:spacing w:line="360" w:lineRule="auto" w:after="120"/>
-        <w:jc w:val="both"/>
-      </w:pPr>
-      <w:r>
-        <w:rPr>
-          <w:rFonts w:ascii="Arial" w:hAnsi="Arial" w:cs="Arial"/>
-          <w:b w:val="0"/>
-          <w:i w:val="0"/>
-          <w:sz w:val="22"/>
-        </w:rPr>
-        <w:t xml:space="preserve">2. Ubah menjadi kebugaran</w:t>
-      </w:r>
-    </w:p>
-    <w:p>
-      <w:pPr>
-        <w:spacing w:before="40" w:after="120"/>
-        <w:jc w:val="center"/>
-      </w:pPr>
       <w:r>
         <w:rPr>
           <w:rFonts w:ascii="Arial" w:hAnsi="Arial" w:cs="Arial"/>
@@ -3895,37 +4164,46 @@
           <w:color w:val="305496"/>
           <w:sz w:val="22"/>
         </w:rPr>
-        <w:t xml:space="preserve">F = 1/J = 0,0833 ; 0,125 ; 0,05 ; 0,0667</w:t>
-      </w:r>
-    </w:p>
-    <w:p>
-      <w:pPr>
-        <w:spacing w:line="360" w:lineRule="auto" w:after="120"/>
-        <w:jc w:val="both"/>
-      </w:pPr>
-      <w:r>
-        <w:rPr>
-          <w:rFonts w:ascii="Arial" w:hAnsi="Arial" w:cs="Arial"/>
-          <w:b w:val="0"/>
-          <w:i w:val="0"/>
-          <w:sz w:val="22"/>
-        </w:rPr>
-        <w:t xml:space="preserve">Dibalik karena persoalannya meminimumkan.</w:t>
-      </w:r>
-    </w:p>
-    <w:p>
-      <w:pPr>
-        <w:spacing w:line="360" w:lineRule="auto" w:after="120"/>
-        <w:jc w:val="both"/>
-      </w:pPr>
-      <w:r>
-        <w:rPr>
-          <w:rFonts w:ascii="Arial" w:hAnsi="Arial" w:cs="Arial"/>
-          <w:b w:val="0"/>
-          <w:i w:val="0"/>
-          <w:sz w:val="22"/>
-        </w:rPr>
-        <w:t xml:space="preserve">3. Seleksi turnamen ukuran dua</w:t>
+        <w:t xml:space="preserve">   (3)</w:t>
+      </w:r>
+    </w:p>
+    <w:p>
+      <w:pPr>
+        <w:spacing w:line="360" w:lineRule="auto" w:after="120"/>
+        <w:jc w:val="both"/>
+      </w:pPr>
+      <w:r>
+        <w:rPr>
+          <w:rFonts w:ascii="Arial" w:hAnsi="Arial" w:cs="Arial"/>
+          <w:b w:val="0"/>
+          <w:i w:val="0"/>
+          <w:sz w:val="22"/>
+        </w:rPr>
+        <w:t xml:space="preserve">Nilai lebih kecil berarti lebih baik.</w:t>
+      </w:r>
+      <w:r>
+        <w:rPr>
+          <w:rFonts w:ascii="Arial" w:hAnsi="Arial" w:cs="Arial"/>
+          <w:b w:val="0"/>
+          <w:i w:val="0"/>
+          <w:sz w:val="22"/>
+        </w:rPr>
+        <w:t xml:space="preserve"> Rangkuman kuantitatifnya tertulis pada Persamaan (4).</w:t>
+      </w:r>
+    </w:p>
+    <w:p>
+      <w:pPr>
+        <w:spacing w:line="360" w:lineRule="auto" w:after="120"/>
+        <w:jc w:val="both"/>
+      </w:pPr>
+      <w:r>
+        <w:rPr>
+          <w:rFonts w:ascii="Arial" w:hAnsi="Arial" w:cs="Arial"/>
+          <w:b w:val="0"/>
+          <w:i w:val="0"/>
+          <w:sz w:val="22"/>
+        </w:rPr>
+        <w:t xml:space="preserve">2. Ubah menjadi kebugaran</w:t>
       </w:r>
     </w:p>
     <w:p>
@@ -3941,44 +4219,8 @@
           <w:color w:val="305496"/>
           <w:sz w:val="22"/>
         </w:rPr>
-        <w:t xml:space="preserve">adu acak berpasangan, ambil yang lebih bugar</w:t>
-      </w:r>
-    </w:p>
-    <w:p>
-      <w:pPr>
-        <w:spacing w:line="360" w:lineRule="auto" w:after="120"/>
-        <w:jc w:val="both"/>
-      </w:pPr>
-      <w:r>
-        <w:rPr>
-          <w:rFonts w:ascii="Arial" w:hAnsi="Arial" w:cs="Arial"/>
-          <w:b w:val="0"/>
-          <w:i w:val="0"/>
-          <w:sz w:val="22"/>
-        </w:rPr>
-        <w:t xml:space="preserve">Kandidat berkebugaran 0,125 paling sering terpilih.</w:t>
-      </w:r>
-    </w:p>
-    <w:p>
-      <w:pPr>
-        <w:spacing w:line="360" w:lineRule="auto" w:after="120"/>
-        <w:jc w:val="both"/>
-      </w:pPr>
-      <w:r>
-        <w:rPr>
-          <w:rFonts w:ascii="Arial" w:hAnsi="Arial" w:cs="Arial"/>
-          <w:b w:val="0"/>
-          <w:i w:val="0"/>
-          <w:sz w:val="22"/>
-        </w:rPr>
-        <w:t xml:space="preserve">4. Persilangan aritmetik</w:t>
-      </w:r>
-    </w:p>
-    <w:p>
-      <w:pPr>
-        <w:spacing w:before="40" w:after="120"/>
-        <w:jc w:val="center"/>
-      </w:pPr>
+        <w:t xml:space="preserve">F = 1/J = 0,0833 ; 0,125 ; 0,05 ; 0,0667</w:t>
+      </w:r>
       <w:r>
         <w:rPr>
           <w:rFonts w:ascii="Arial" w:hAnsi="Arial" w:cs="Arial"/>
@@ -3987,7 +4229,118 @@
           <w:color w:val="305496"/>
           <w:sz w:val="22"/>
         </w:rPr>
-        <w:t xml:space="preserve">anak = a*induk1 + (1-a)*induk2</w:t>
+        <w:t xml:space="preserve">   (4)</w:t>
+      </w:r>
+    </w:p>
+    <w:p>
+      <w:pPr>
+        <w:spacing w:line="360" w:lineRule="auto" w:after="120"/>
+        <w:jc w:val="both"/>
+      </w:pPr>
+      <w:r>
+        <w:rPr>
+          <w:rFonts w:ascii="Arial" w:hAnsi="Arial" w:cs="Arial"/>
+          <w:b w:val="0"/>
+          <w:i w:val="0"/>
+          <w:sz w:val="22"/>
+        </w:rPr>
+        <w:t xml:space="preserve">Dibalik karena persoalannya meminimumkan.</w:t>
+      </w:r>
+    </w:p>
+    <w:p>
+      <w:pPr>
+        <w:spacing w:line="360" w:lineRule="auto" w:after="120"/>
+        <w:jc w:val="both"/>
+      </w:pPr>
+      <w:r>
+        <w:rPr>
+          <w:rFonts w:ascii="Arial" w:hAnsi="Arial" w:cs="Arial"/>
+          <w:b w:val="0"/>
+          <w:i w:val="0"/>
+          <w:sz w:val="22"/>
+        </w:rPr>
+        <w:t xml:space="preserve">3. Seleksi turnamen ukuran dua</w:t>
+      </w:r>
+    </w:p>
+    <w:p>
+      <w:pPr>
+        <w:spacing w:before="40" w:after="120"/>
+        <w:jc w:val="center"/>
+      </w:pPr>
+      <w:r>
+        <w:rPr>
+          <w:rFonts w:ascii="Arial" w:hAnsi="Arial" w:cs="Arial"/>
+          <w:b/>
+          <w:i/>
+          <w:color w:val="305496"/>
+          <w:sz w:val="22"/>
+        </w:rPr>
+        <w:t xml:space="preserve">adu acak berpasangan, ambil yang lebih bugar</w:t>
+      </w:r>
+    </w:p>
+    <w:p>
+      <w:pPr>
+        <w:spacing w:line="360" w:lineRule="auto" w:after="120"/>
+        <w:jc w:val="both"/>
+      </w:pPr>
+      <w:r>
+        <w:rPr>
+          <w:rFonts w:ascii="Arial" w:hAnsi="Arial" w:cs="Arial"/>
+          <w:b w:val="0"/>
+          <w:i w:val="0"/>
+          <w:sz w:val="22"/>
+        </w:rPr>
+        <w:t xml:space="preserve">Kandidat berkebugaran 0,125 paling sering terpilih.</w:t>
+      </w:r>
+      <w:r>
+        <w:rPr>
+          <w:rFonts w:ascii="Arial" w:hAnsi="Arial" w:cs="Arial"/>
+          <w:b w:val="0"/>
+          <w:i w:val="0"/>
+          <w:sz w:val="22"/>
+        </w:rPr>
+        <w:t xml:space="preserve"> Hubungan ini dirangkum dalam Persamaan (5).</w:t>
+      </w:r>
+    </w:p>
+    <w:p>
+      <w:pPr>
+        <w:spacing w:line="360" w:lineRule="auto" w:after="120"/>
+        <w:jc w:val="both"/>
+      </w:pPr>
+      <w:r>
+        <w:rPr>
+          <w:rFonts w:ascii="Arial" w:hAnsi="Arial" w:cs="Arial"/>
+          <w:b w:val="0"/>
+          <w:i w:val="0"/>
+          <w:sz w:val="22"/>
+        </w:rPr>
+        <w:t xml:space="preserve">4. Persilangan aritmetik</w:t>
+      </w:r>
+    </w:p>
+    <w:p>
+      <w:pPr>
+        <w:spacing w:before="40" w:after="120"/>
+        <w:jc w:val="center"/>
+      </w:pPr>
+      <w:r>
+        <w:rPr>
+          <w:rFonts w:ascii="Arial" w:hAnsi="Arial" w:cs="Arial"/>
+          <w:b/>
+          <w:i/>
+          <w:color w:val="305496"/>
+          <w:sz w:val="22"/>
+        </w:rPr>
+        <w:t xml:space="preserve">anak = a·induk1 + (1-a)·induk2</w:t>
+      </w:r>
+      <w:r>
+        <w:rPr>
+          <w:rFonts w:ascii="Arial" w:hAnsi="Arial" w:cs="Arial"/>
+          <w:b/>
+          <w:i/>
+          <w:color w:val="305496"/>
+          <w:sz w:val="22"/>
+        </w:rPr>
+        <w:t xml:space="preserve">   (5)</w:t>
       </w:r>
     </w:p>
     <w:p>
@@ -4241,6 +4594,15 @@
         </w:rPr>
         <w:t xml:space="preserve">Kandidat Kp = 5,0 paling baik.</w:t>
       </w:r>
+      <w:r>
+        <w:rPr>
+          <w:rFonts w:ascii="Arial" w:hAnsi="Arial" w:cs="Arial"/>
+          <w:b w:val="0"/>
+          <w:i w:val="0"/>
+          <w:sz w:val="22"/>
+        </w:rPr>
+        <w:t xml:space="preserve"> Bentuk ringkasnya dituliskan pada Persamaan (6).</w:t>
+      </w:r>
     </w:p>
     <w:p>
       <w:pPr>
@@ -4272,42 +4634,6 @@
         </w:rPr>
         <w:t xml:space="preserve">Kp = 5,0 disalin apa adanya</w:t>
       </w:r>
-    </w:p>
-    <w:p>
-      <w:pPr>
-        <w:spacing w:line="360" w:lineRule="auto" w:after="120"/>
-        <w:jc w:val="both"/>
-      </w:pPr>
-      <w:r>
-        <w:rPr>
-          <w:rFonts w:ascii="Arial" w:hAnsi="Arial" w:cs="Arial"/>
-          <w:b w:val="0"/>
-          <w:i w:val="0"/>
-          <w:sz w:val="22"/>
-        </w:rPr>
-        <w:t xml:space="preserve">Elitisme menjamin nilai terbaik bertahan.</w:t>
-      </w:r>
-    </w:p>
-    <w:p>
-      <w:pPr>
-        <w:spacing w:line="360" w:lineRule="auto" w:after="120"/>
-        <w:jc w:val="both"/>
-      </w:pPr>
-      <w:r>
-        <w:rPr>
-          <w:rFonts w:ascii="Arial" w:hAnsi="Arial" w:cs="Arial"/>
-          <w:b w:val="0"/>
-          <w:i w:val="0"/>
-          <w:sz w:val="22"/>
-        </w:rPr>
-        <w:t xml:space="preserve">3. Turnamen pertama</w:t>
-      </w:r>
-    </w:p>
-    <w:p>
-      <w:pPr>
-        <w:spacing w:before="40" w:after="120"/>
-        <w:jc w:val="center"/>
-      </w:pPr>
       <w:r>
         <w:rPr>
           <w:rFonts w:ascii="Arial" w:hAnsi="Arial" w:cs="Arial"/>
@@ -4316,37 +4642,37 @@
           <w:color w:val="305496"/>
           <w:sz w:val="22"/>
         </w:rPr>
-        <w:t xml:space="preserve">adu 5,0 melawan 11,0 -&gt; menang 5,0</w:t>
-      </w:r>
-    </w:p>
-    <w:p>
-      <w:pPr>
-        <w:spacing w:line="360" w:lineRule="auto" w:after="120"/>
-        <w:jc w:val="both"/>
-      </w:pPr>
-      <w:r>
-        <w:rPr>
-          <w:rFonts w:ascii="Arial" w:hAnsi="Arial" w:cs="Arial"/>
-          <w:b w:val="0"/>
-          <w:i w:val="0"/>
-          <w:sz w:val="22"/>
-        </w:rPr>
-        <w:t xml:space="preserve">J = 12 lebih kecil daripada 55.</w:t>
-      </w:r>
-    </w:p>
-    <w:p>
-      <w:pPr>
-        <w:spacing w:line="360" w:lineRule="auto" w:after="120"/>
-        <w:jc w:val="both"/>
-      </w:pPr>
-      <w:r>
-        <w:rPr>
-          <w:rFonts w:ascii="Arial" w:hAnsi="Arial" w:cs="Arial"/>
-          <w:b w:val="0"/>
-          <w:i w:val="0"/>
-          <w:sz w:val="22"/>
-        </w:rPr>
-        <w:t xml:space="preserve">4. Turnamen kedua</w:t>
+        <w:t xml:space="preserve">   (6)</w:t>
+      </w:r>
+    </w:p>
+    <w:p>
+      <w:pPr>
+        <w:spacing w:line="360" w:lineRule="auto" w:after="120"/>
+        <w:jc w:val="both"/>
+      </w:pPr>
+      <w:r>
+        <w:rPr>
+          <w:rFonts w:ascii="Arial" w:hAnsi="Arial" w:cs="Arial"/>
+          <w:b w:val="0"/>
+          <w:i w:val="0"/>
+          <w:sz w:val="22"/>
+        </w:rPr>
+        <w:t xml:space="preserve">Elitisme menjamin nilai terbaik bertahan.</w:t>
+      </w:r>
+    </w:p>
+    <w:p>
+      <w:pPr>
+        <w:spacing w:line="360" w:lineRule="auto" w:after="120"/>
+        <w:jc w:val="both"/>
+      </w:pPr>
+      <w:r>
+        <w:rPr>
+          <w:rFonts w:ascii="Arial" w:hAnsi="Arial" w:cs="Arial"/>
+          <w:b w:val="0"/>
+          <w:i w:val="0"/>
+          <w:sz w:val="22"/>
+        </w:rPr>
+        <w:t xml:space="preserve">3. Turnamen pertama</w:t>
       </w:r>
     </w:p>
     <w:p>
@@ -4362,37 +4688,37 @@
           <w:color w:val="305496"/>
           <w:sz w:val="22"/>
         </w:rPr>
-        <w:t xml:space="preserve">adu 8,0 melawan 2,0 -&gt; menang 8,0</w:t>
-      </w:r>
-    </w:p>
-    <w:p>
-      <w:pPr>
-        <w:spacing w:line="360" w:lineRule="auto" w:after="120"/>
-        <w:jc w:val="both"/>
-      </w:pPr>
-      <w:r>
-        <w:rPr>
-          <w:rFonts w:ascii="Arial" w:hAnsi="Arial" w:cs="Arial"/>
-          <w:b w:val="0"/>
-          <w:i w:val="0"/>
-          <w:sz w:val="22"/>
-        </w:rPr>
-        <w:t xml:space="preserve">J = 18 lebih kecil daripada 40.</w:t>
-      </w:r>
-    </w:p>
-    <w:p>
-      <w:pPr>
-        <w:spacing w:line="360" w:lineRule="auto" w:after="120"/>
-        <w:jc w:val="both"/>
-      </w:pPr>
-      <w:r>
-        <w:rPr>
-          <w:rFonts w:ascii="Arial" w:hAnsi="Arial" w:cs="Arial"/>
-          <w:b w:val="0"/>
-          <w:i w:val="0"/>
-          <w:sz w:val="22"/>
-        </w:rPr>
-        <w:t xml:space="preserve">5. Persilangan aritmetik</w:t>
+        <w:t xml:space="preserve">adu 5,0 melawan 11,0 → menang 5,0</w:t>
+      </w:r>
+    </w:p>
+    <w:p>
+      <w:pPr>
+        <w:spacing w:line="360" w:lineRule="auto" w:after="120"/>
+        <w:jc w:val="both"/>
+      </w:pPr>
+      <w:r>
+        <w:rPr>
+          <w:rFonts w:ascii="Arial" w:hAnsi="Arial" w:cs="Arial"/>
+          <w:b w:val="0"/>
+          <w:i w:val="0"/>
+          <w:sz w:val="22"/>
+        </w:rPr>
+        <w:t xml:space="preserve">J = 12 lebih kecil daripada 55.</w:t>
+      </w:r>
+    </w:p>
+    <w:p>
+      <w:pPr>
+        <w:spacing w:line="360" w:lineRule="auto" w:after="120"/>
+        <w:jc w:val="both"/>
+      </w:pPr>
+      <w:r>
+        <w:rPr>
+          <w:rFonts w:ascii="Arial" w:hAnsi="Arial" w:cs="Arial"/>
+          <w:b w:val="0"/>
+          <w:i w:val="0"/>
+          <w:sz w:val="22"/>
+        </w:rPr>
+        <w:t xml:space="preserve">4. Turnamen kedua</w:t>
       </w:r>
     </w:p>
     <w:p>
@@ -4408,37 +4734,46 @@
           <w:color w:val="305496"/>
           <w:sz w:val="22"/>
         </w:rPr>
-        <w:t xml:space="preserve">anak = 0,3*5,0 + 0,7*8,0</w:t>
-      </w:r>
-    </w:p>
-    <w:p>
-      <w:pPr>
-        <w:spacing w:line="360" w:lineRule="auto" w:after="120"/>
-        <w:jc w:val="both"/>
-      </w:pPr>
-      <w:r>
-        <w:rPr>
-          <w:rFonts w:ascii="Arial" w:hAnsi="Arial" w:cs="Arial"/>
-          <w:b w:val="0"/>
-          <w:i w:val="0"/>
-          <w:sz w:val="22"/>
-        </w:rPr>
-        <w:t xml:space="preserve">Memakai kedua pemenang turnamen sebagai induk.</w:t>
-      </w:r>
-    </w:p>
-    <w:p>
-      <w:pPr>
-        <w:spacing w:line="360" w:lineRule="auto" w:after="120"/>
-        <w:jc w:val="both"/>
-      </w:pPr>
-      <w:r>
-        <w:rPr>
-          <w:rFonts w:ascii="Arial" w:hAnsi="Arial" w:cs="Arial"/>
-          <w:b w:val="0"/>
-          <w:i w:val="0"/>
-          <w:sz w:val="22"/>
-        </w:rPr>
-        <w:t xml:space="preserve">6. Hitung anak</w:t>
+        <w:t xml:space="preserve">adu 8,0 melawan 2,0 → menang 8,0</w:t>
+      </w:r>
+    </w:p>
+    <w:p>
+      <w:pPr>
+        <w:spacing w:line="360" w:lineRule="auto" w:after="120"/>
+        <w:jc w:val="both"/>
+      </w:pPr>
+      <w:r>
+        <w:rPr>
+          <w:rFonts w:ascii="Arial" w:hAnsi="Arial" w:cs="Arial"/>
+          <w:b w:val="0"/>
+          <w:i w:val="0"/>
+          <w:sz w:val="22"/>
+        </w:rPr>
+        <w:t xml:space="preserve">J = 18 lebih kecil daripada 40.</w:t>
+      </w:r>
+      <w:r>
+        <w:rPr>
+          <w:rFonts w:ascii="Arial" w:hAnsi="Arial" w:cs="Arial"/>
+          <w:b w:val="0"/>
+          <w:i w:val="0"/>
+          <w:sz w:val="22"/>
+        </w:rPr>
+        <w:t xml:space="preserve"> Persamaan (7) memadatkan aturan tersebut.</w:t>
+      </w:r>
+    </w:p>
+    <w:p>
+      <w:pPr>
+        <w:spacing w:line="360" w:lineRule="auto" w:after="120"/>
+        <w:jc w:val="both"/>
+      </w:pPr>
+      <w:r>
+        <w:rPr>
+          <w:rFonts w:ascii="Arial" w:hAnsi="Arial" w:cs="Arial"/>
+          <w:b w:val="0"/>
+          <w:i w:val="0"/>
+          <w:sz w:val="22"/>
+        </w:rPr>
+        <w:t xml:space="preserve">5. Persilangan aritmetik</w:t>
       </w:r>
     </w:p>
     <w:p>
@@ -4454,44 +4789,8 @@
           <w:color w:val="305496"/>
           <w:sz w:val="22"/>
         </w:rPr>
-        <w:t xml:space="preserve">= 1,5 + 5,6 = 7,1</w:t>
-      </w:r>
-    </w:p>
-    <w:p>
-      <w:pPr>
-        <w:spacing w:line="360" w:lineRule="auto" w:after="120"/>
-        <w:jc w:val="both"/>
-      </w:pPr>
-      <w:r>
-        <w:rPr>
-          <w:rFonts w:ascii="Arial" w:hAnsi="Arial" w:cs="Arial"/>
-          <w:b w:val="0"/>
-          <w:i w:val="0"/>
-          <w:sz w:val="22"/>
-        </w:rPr>
-        <w:t xml:space="preserve">Nilai berada di antara kedua induknya.</w:t>
-      </w:r>
-    </w:p>
-    <w:p>
-      <w:pPr>
-        <w:spacing w:line="360" w:lineRule="auto" w:after="120"/>
-        <w:jc w:val="both"/>
-      </w:pPr>
-      <w:r>
-        <w:rPr>
-          <w:rFonts w:ascii="Arial" w:hAnsi="Arial" w:cs="Arial"/>
-          <w:b w:val="0"/>
-          <w:i w:val="0"/>
-          <w:sz w:val="22"/>
-        </w:rPr>
-        <w:t xml:space="preserve">7. Mutasi anak</w:t>
-      </w:r>
-    </w:p>
-    <w:p>
-      <w:pPr>
-        <w:spacing w:before="40" w:after="120"/>
-        <w:jc w:val="center"/>
-      </w:pPr>
+        <w:t xml:space="preserve">anak = 0,3·5,0 + 0,7·8,0</w:t>
+      </w:r>
       <w:r>
         <w:rPr>
           <w:rFonts w:ascii="Arial" w:hAnsi="Arial" w:cs="Arial"/>
@@ -4500,7 +4799,137 @@
           <w:color w:val="305496"/>
           <w:sz w:val="22"/>
         </w:rPr>
+        <w:t xml:space="preserve">   (7)</w:t>
+      </w:r>
+    </w:p>
+    <w:p>
+      <w:pPr>
+        <w:spacing w:line="360" w:lineRule="auto" w:after="120"/>
+        <w:jc w:val="both"/>
+      </w:pPr>
+      <w:r>
+        <w:rPr>
+          <w:rFonts w:ascii="Arial" w:hAnsi="Arial" w:cs="Arial"/>
+          <w:b w:val="0"/>
+          <w:i w:val="0"/>
+          <w:sz w:val="22"/>
+        </w:rPr>
+        <w:t xml:space="preserve">Memakai kedua pemenang turnamen sebagai induk.</w:t>
+      </w:r>
+      <w:r>
+        <w:rPr>
+          <w:rFonts w:ascii="Arial" w:hAnsi="Arial" w:cs="Arial"/>
+          <w:b w:val="0"/>
+          <w:i w:val="0"/>
+          <w:sz w:val="22"/>
+        </w:rPr>
+        <w:t xml:space="preserve"> Rangkuman kuantitatifnya tertulis pada Persamaan (8).</w:t>
+      </w:r>
+    </w:p>
+    <w:p>
+      <w:pPr>
+        <w:spacing w:line="360" w:lineRule="auto" w:after="120"/>
+        <w:jc w:val="both"/>
+      </w:pPr>
+      <w:r>
+        <w:rPr>
+          <w:rFonts w:ascii="Arial" w:hAnsi="Arial" w:cs="Arial"/>
+          <w:b w:val="0"/>
+          <w:i w:val="0"/>
+          <w:sz w:val="22"/>
+        </w:rPr>
+        <w:t xml:space="preserve">6. Hitung anak</w:t>
+      </w:r>
+    </w:p>
+    <w:p>
+      <w:pPr>
+        <w:spacing w:before="40" w:after="120"/>
+        <w:jc w:val="center"/>
+      </w:pPr>
+      <w:r>
+        <w:rPr>
+          <w:rFonts w:ascii="Arial" w:hAnsi="Arial" w:cs="Arial"/>
+          <w:b/>
+          <w:i/>
+          <w:color w:val="305496"/>
+          <w:sz w:val="22"/>
+        </w:rPr>
+        <w:t xml:space="preserve">= 1,5 + 5,6 = 7,1</w:t>
+      </w:r>
+      <w:r>
+        <w:rPr>
+          <w:rFonts w:ascii="Arial" w:hAnsi="Arial" w:cs="Arial"/>
+          <w:b/>
+          <w:i/>
+          <w:color w:val="305496"/>
+          <w:sz w:val="22"/>
+        </w:rPr>
+        <w:t xml:space="preserve">   (8)</w:t>
+      </w:r>
+    </w:p>
+    <w:p>
+      <w:pPr>
+        <w:spacing w:line="360" w:lineRule="auto" w:after="120"/>
+        <w:jc w:val="both"/>
+      </w:pPr>
+      <w:r>
+        <w:rPr>
+          <w:rFonts w:ascii="Arial" w:hAnsi="Arial" w:cs="Arial"/>
+          <w:b w:val="0"/>
+          <w:i w:val="0"/>
+          <w:sz w:val="22"/>
+        </w:rPr>
+        <w:t xml:space="preserve">Nilai berada di antara kedua induknya.</w:t>
+      </w:r>
+      <w:r>
+        <w:rPr>
+          <w:rFonts w:ascii="Arial" w:hAnsi="Arial" w:cs="Arial"/>
+          <w:b w:val="0"/>
+          <w:i w:val="0"/>
+          <w:sz w:val="22"/>
+        </w:rPr>
+        <w:t xml:space="preserve"> Hubungan ini dirangkum dalam Persamaan (9).</w:t>
+      </w:r>
+    </w:p>
+    <w:p>
+      <w:pPr>
+        <w:spacing w:line="360" w:lineRule="auto" w:after="120"/>
+        <w:jc w:val="both"/>
+      </w:pPr>
+      <w:r>
+        <w:rPr>
+          <w:rFonts w:ascii="Arial" w:hAnsi="Arial" w:cs="Arial"/>
+          <w:b w:val="0"/>
+          <w:i w:val="0"/>
+          <w:sz w:val="22"/>
+        </w:rPr>
+        <w:t xml:space="preserve">7. Mutasi anak</w:t>
+      </w:r>
+    </w:p>
+    <w:p>
+      <w:pPr>
+        <w:spacing w:before="40" w:after="120"/>
+        <w:jc w:val="center"/>
+      </w:pPr>
+      <w:r>
+        <w:rPr>
+          <w:rFonts w:ascii="Arial" w:hAnsi="Arial" w:cs="Arial"/>
+          <w:b/>
+          <w:i/>
+          <w:color w:val="305496"/>
+          <w:sz w:val="22"/>
+        </w:rPr>
         <w:t xml:space="preserve">7,1 + 0,4 = 7,5</w:t>
+      </w:r>
+      <w:r>
+        <w:rPr>
+          <w:rFonts w:ascii="Arial" w:hAnsi="Arial" w:cs="Arial"/>
+          <w:b/>
+          <w:i/>
+          <w:color w:val="305496"/>
+          <w:sz w:val="22"/>
+        </w:rPr>
+        <w:t xml:space="preserve">   (9)</w:t>
       </w:r>
     </w:p>
     <w:p>
@@ -5622,6 +6051,15 @@
           <w:sz w:val="22"/>
         </w:rPr>
         <w:t xml:space="preserve">Parameter acuan: Populasi enam kandidat parameter Kp bernilai 1,0 ; 3,0 ; 5,0 ; 7,0 ; 9,0 ; 11,0 dengan nilai fungsi tujuan berturut-turut J = 60 ; 28 ; 15 ; 22 ; 41 ; 70 (lebih kecil lebih baik). Kebugaran diambil sebagai 1/J. Seleksi memakai turnamen ukuran dua, persilangan aritmetik dengan a = 0,4, mutasi menambah 0,25, dan elitisme menyalin satu kandidat terbaik.</w:t>
+      </w:r>
+      <w:r>
+        <w:rPr>
+          <w:rFonts w:ascii="Arial" w:hAnsi="Arial" w:cs="Arial"/>
+          <w:b w:val="0"/>
+          <w:i w:val="0"/>
+          <w:sz w:val="22"/>
+        </w:rPr>
+        <w:t xml:space="preserve"> Rinciannya dirangkum pada Tabel 1.</w:t>
       </w:r>
     </w:p>
     <w:p>

--- a/Sistem-Kendali-Cerdas/Modul-Word/Modul-14-Optimasi-Kontrol-dengan-Algoritma-Genetika.docx
+++ b/Sistem-Kendali-Cerdas/Modul-Word/Modul-14-Optimasi-Kontrol-dengan-Algoritma-Genetika.docx
@@ -2915,6 +2915,15 @@
         </w:rPr>
         <w:t xml:space="preserve">Elitisme menyalin beberapa kandidat terbaik langsung ke generasi berikutnya tanpa perubahan. Tanpa ini, penyelesaian terbaik yang sudah ditemukan dapat hilang akibat persilangan atau mutasi, sehingga kualitas terbaik dapat menurun antargenerasi, hal yang seharusnya tidak pernah terjadi.</w:t>
       </w:r>
+      <w:r>
+        <w:rPr>
+          <w:rFonts w:ascii="Arial" w:hAnsi="Arial" w:cs="Arial"/>
+          <w:b w:val="0"/>
+          <w:i w:val="0"/>
+          <w:sz w:val="22"/>
+        </w:rPr>
+        <w:t xml:space="preserve"> Hubungan ini dirangkum dalam Persamaan (1).</w:t>
+      </w:r>
     </w:p>
     <w:p>
       <w:pPr>
@@ -2930,6 +2939,16 @@
           <w:sz w:val="22"/>
         </w:rPr>
         <w:t xml:space="preserve">seleksi → persilangan → mutasi → elitisme, berulang tiap generasi</w:t>
+      </w:r>
+      <w:r>
+        <w:rPr>
+          <w:rFonts w:ascii="Arial" w:hAnsi="Arial" w:cs="Arial"/>
+          <w:b/>
+          <w:i/>
+          <w:color w:val="305496"/>
+          <w:sz w:val="22"/>
+        </w:rPr>
+        <w:t xml:space="preserve">   (1)</w:t>
       </w:r>
     </w:p>
     <w:p>
@@ -3086,7 +3105,7 @@
           <w:i w:val="0"/>
           <w:sz w:val="22"/>
         </w:rPr>
-        <w:t xml:space="preserve"> Hubungan ini dirangkum dalam Persamaan (1).</w:t>
+        <w:t xml:space="preserve"> Bentuk ringkasnya dituliskan pada Persamaan (2).</w:t>
       </w:r>
     </w:p>
     <w:p>
@@ -3226,7 +3245,7 @@
           <w:color w:val="305496"/>
           <w:sz w:val="22"/>
         </w:rPr>
-        <w:t xml:space="preserve">   (1)</w:t>
+        <w:t xml:space="preserve">   (2)</w:t>
       </w:r>
     </w:p>
     <w:p>
@@ -3567,7 +3586,7 @@
           <w:i w:val="0"/>
           <w:sz w:val="22"/>
         </w:rPr>
-        <w:t xml:space="preserve"> Bentuk ringkasnya dituliskan pada Persamaan (2).</w:t>
+        <w:t xml:space="preserve"> Persamaan (3) memadatkan aturan tersebut.</w:t>
       </w:r>
     </w:p>
     <w:p>
@@ -3728,7 +3747,7 @@
           <w:color w:val="305496"/>
           <w:sz w:val="22"/>
         </w:rPr>
-        <w:t xml:space="preserve">   (2)</w:t>
+        <w:t xml:space="preserve">   (3)</w:t>
       </w:r>
     </w:p>
     <w:p>
@@ -3898,6 +3917,15 @@
         </w:rPr>
         <w:t xml:space="preserve">Cara ketiga memperbaiki individu yang tidak sahih menjadi sahih terdekat sebelum dievaluasi. Cara ini menjaga seluruh populasi tetap berguna, namun menambah pekerjaan dan dapat mengurangi keberagaman bila banyak individu diperbaiki ke titik yang sama.</w:t>
       </w:r>
+      <w:r>
+        <w:rPr>
+          <w:rFonts w:ascii="Arial" w:hAnsi="Arial" w:cs="Arial"/>
+          <w:b w:val="0"/>
+          <w:i w:val="0"/>
+          <w:sz w:val="22"/>
+        </w:rPr>
+        <w:t xml:space="preserve"> Rangkuman kuantitatifnya tertulis pada Persamaan (4).</w:t>
+      </w:r>
     </w:p>
     <w:p>
       <w:pPr>
@@ -3913,6 +3941,16 @@
           <w:sz w:val="22"/>
         </w:rPr>
         <w:t xml:space="preserve">batasi rentang gen → denda bertingkat → perbaikan, sesuai jenis kendala</w:t>
+      </w:r>
+      <w:r>
+        <w:rPr>
+          <w:rFonts w:ascii="Arial" w:hAnsi="Arial" w:cs="Arial"/>
+          <w:b/>
+          <w:i/>
+          <w:color w:val="305496"/>
+          <w:sz w:val="22"/>
+        </w:rPr>
+        <w:t xml:space="preserve">   (4)</w:t>
       </w:r>
     </w:p>
     <w:p>
@@ -4062,6 +4100,15 @@
         </w:rPr>
         <w:t xml:space="preserve">Pemasangan sebaiknya bertahap: jalankan berdampingan tanpa kewenangan mengubah aktuator, bandingkan keluarannya dengan controller yang berjalan, baru serahkan kendali setelah perilakunya dipahami. Bertahap seperti ini mengubah kejutan menjadi pengamatan yang murah.</w:t>
       </w:r>
+      <w:r>
+        <w:rPr>
+          <w:rFonts w:ascii="Arial" w:hAnsi="Arial" w:cs="Arial"/>
+          <w:b w:val="0"/>
+          <w:i w:val="0"/>
+          <w:sz w:val="22"/>
+        </w:rPr>
+        <w:t xml:space="preserve"> Hubungan ini dirangkum dalam Persamaan (5).</w:t>
+      </w:r>
     </w:p>
     <w:p>
       <w:pPr>
@@ -4077,6 +4124,16 @@
           <w:sz w:val="22"/>
         </w:rPr>
         <w:t xml:space="preserve">uji ketegaran → bandingkan dengan penyetelan manual → jalankan berdampingan → serahkan kendali</w:t>
+      </w:r>
+      <w:r>
+        <w:rPr>
+          <w:rFonts w:ascii="Arial" w:hAnsi="Arial" w:cs="Arial"/>
+          <w:b/>
+          <w:i/>
+          <w:color w:val="305496"/>
+          <w:sz w:val="22"/>
+        </w:rPr>
+        <w:t xml:space="preserve">   (5)</w:t>
       </w:r>
     </w:p>
     <w:p>
@@ -4123,7 +4180,7 @@
           <w:i w:val="0"/>
           <w:sz w:val="22"/>
         </w:rPr>
-        <w:t xml:space="preserve"> Persamaan (3) memadatkan aturan tersebut.</w:t>
+        <w:t xml:space="preserve"> Bentuk ringkasnya dituliskan pada Persamaan (6).</w:t>
       </w:r>
     </w:p>
     <w:p>
@@ -4164,7 +4221,7 @@
           <w:color w:val="305496"/>
           <w:sz w:val="22"/>
         </w:rPr>
-        <w:t xml:space="preserve">   (3)</w:t>
+        <w:t xml:space="preserve">   (6)</w:t>
       </w:r>
     </w:p>
     <w:p>
@@ -4188,7 +4245,7 @@
           <w:i w:val="0"/>
           <w:sz w:val="22"/>
         </w:rPr>
-        <w:t xml:space="preserve"> Rangkuman kuantitatifnya tertulis pada Persamaan (4).</w:t>
+        <w:t xml:space="preserve"> Persamaan (7) memadatkan aturan tersebut.</w:t>
       </w:r>
     </w:p>
     <w:p>
@@ -4229,7 +4286,7 @@
           <w:color w:val="305496"/>
           <w:sz w:val="22"/>
         </w:rPr>
-        <w:t xml:space="preserve">   (4)</w:t>
+        <w:t xml:space="preserve">   (7)</w:t>
       </w:r>
     </w:p>
     <w:p>
@@ -4299,7 +4356,7 @@
           <w:i w:val="0"/>
           <w:sz w:val="22"/>
         </w:rPr>
-        <w:t xml:space="preserve"> Hubungan ini dirangkum dalam Persamaan (5).</w:t>
+        <w:t xml:space="preserve"> Rangkuman kuantitatifnya tertulis pada Persamaan (8).</w:t>
       </w:r>
     </w:p>
     <w:p>
@@ -4340,7 +4397,7 @@
           <w:color w:val="305496"/>
           <w:sz w:val="22"/>
         </w:rPr>
-        <w:t xml:space="preserve">   (5)</w:t>
+        <w:t xml:space="preserve">   (8)</w:t>
       </w:r>
     </w:p>
     <w:p>
@@ -4601,7 +4658,7 @@
           <w:i w:val="0"/>
           <w:sz w:val="22"/>
         </w:rPr>
-        <w:t xml:space="preserve"> Bentuk ringkasnya dituliskan pada Persamaan (6).</w:t>
+        <w:t xml:space="preserve"> Hubungan ini dirangkum dalam Persamaan (9).</w:t>
       </w:r>
     </w:p>
     <w:p>
@@ -4642,7 +4699,7 @@
           <w:color w:val="305496"/>
           <w:sz w:val="22"/>
         </w:rPr>
-        <w:t xml:space="preserve">   (6)</w:t>
+        <w:t xml:space="preserve">   (9)</w:t>
       </w:r>
     </w:p>
     <w:p>
@@ -4658,6 +4715,15 @@
           <w:sz w:val="22"/>
         </w:rPr>
         <w:t xml:space="preserve">Elitisme menjamin nilai terbaik bertahan.</w:t>
+      </w:r>
+      <w:r>
+        <w:rPr>
+          <w:rFonts w:ascii="Arial" w:hAnsi="Arial" w:cs="Arial"/>
+          <w:b w:val="0"/>
+          <w:i w:val="0"/>
+          <w:sz w:val="22"/>
+        </w:rPr>
+        <w:t xml:space="preserve"> Bentuk ringkasnya dituliskan pada Persamaan (10).</w:t>
       </w:r>
     </w:p>
     <w:p>
@@ -4690,42 +4756,6 @@
         </w:rPr>
         <w:t xml:space="preserve">adu 5,0 melawan 11,0 → menang 5,0</w:t>
       </w:r>
-    </w:p>
-    <w:p>
-      <w:pPr>
-        <w:spacing w:line="360" w:lineRule="auto" w:after="120"/>
-        <w:jc w:val="both"/>
-      </w:pPr>
-      <w:r>
-        <w:rPr>
-          <w:rFonts w:ascii="Arial" w:hAnsi="Arial" w:cs="Arial"/>
-          <w:b w:val="0"/>
-          <w:i w:val="0"/>
-          <w:sz w:val="22"/>
-        </w:rPr>
-        <w:t xml:space="preserve">J = 12 lebih kecil daripada 55.</w:t>
-      </w:r>
-    </w:p>
-    <w:p>
-      <w:pPr>
-        <w:spacing w:line="360" w:lineRule="auto" w:after="120"/>
-        <w:jc w:val="both"/>
-      </w:pPr>
-      <w:r>
-        <w:rPr>
-          <w:rFonts w:ascii="Arial" w:hAnsi="Arial" w:cs="Arial"/>
-          <w:b w:val="0"/>
-          <w:i w:val="0"/>
-          <w:sz w:val="22"/>
-        </w:rPr>
-        <w:t xml:space="preserve">4. Turnamen kedua</w:t>
-      </w:r>
-    </w:p>
-    <w:p>
-      <w:pPr>
-        <w:spacing w:before="40" w:after="120"/>
-        <w:jc w:val="center"/>
-      </w:pPr>
       <w:r>
         <w:rPr>
           <w:rFonts w:ascii="Arial" w:hAnsi="Arial" w:cs="Arial"/>
@@ -4734,46 +4764,46 @@
           <w:color w:val="305496"/>
           <w:sz w:val="22"/>
         </w:rPr>
-        <w:t xml:space="preserve">adu 8,0 melawan 2,0 → menang 8,0</w:t>
-      </w:r>
-    </w:p>
-    <w:p>
-      <w:pPr>
-        <w:spacing w:line="360" w:lineRule="auto" w:after="120"/>
-        <w:jc w:val="both"/>
-      </w:pPr>
-      <w:r>
-        <w:rPr>
-          <w:rFonts w:ascii="Arial" w:hAnsi="Arial" w:cs="Arial"/>
-          <w:b w:val="0"/>
-          <w:i w:val="0"/>
-          <w:sz w:val="22"/>
-        </w:rPr>
-        <w:t xml:space="preserve">J = 18 lebih kecil daripada 40.</w:t>
-      </w:r>
-      <w:r>
-        <w:rPr>
-          <w:rFonts w:ascii="Arial" w:hAnsi="Arial" w:cs="Arial"/>
-          <w:b w:val="0"/>
-          <w:i w:val="0"/>
-          <w:sz w:val="22"/>
-        </w:rPr>
-        <w:t xml:space="preserve"> Persamaan (7) memadatkan aturan tersebut.</w:t>
-      </w:r>
-    </w:p>
-    <w:p>
-      <w:pPr>
-        <w:spacing w:line="360" w:lineRule="auto" w:after="120"/>
-        <w:jc w:val="both"/>
-      </w:pPr>
-      <w:r>
-        <w:rPr>
-          <w:rFonts w:ascii="Arial" w:hAnsi="Arial" w:cs="Arial"/>
-          <w:b w:val="0"/>
-          <w:i w:val="0"/>
-          <w:sz w:val="22"/>
-        </w:rPr>
-        <w:t xml:space="preserve">5. Persilangan aritmetik</w:t>
+        <w:t xml:space="preserve">   (10)</w:t>
+      </w:r>
+    </w:p>
+    <w:p>
+      <w:pPr>
+        <w:spacing w:line="360" w:lineRule="auto" w:after="120"/>
+        <w:jc w:val="both"/>
+      </w:pPr>
+      <w:r>
+        <w:rPr>
+          <w:rFonts w:ascii="Arial" w:hAnsi="Arial" w:cs="Arial"/>
+          <w:b w:val="0"/>
+          <w:i w:val="0"/>
+          <w:sz w:val="22"/>
+        </w:rPr>
+        <w:t xml:space="preserve">J = 12 lebih kecil daripada 55.</w:t>
+      </w:r>
+      <w:r>
+        <w:rPr>
+          <w:rFonts w:ascii="Arial" w:hAnsi="Arial" w:cs="Arial"/>
+          <w:b w:val="0"/>
+          <w:i w:val="0"/>
+          <w:sz w:val="22"/>
+        </w:rPr>
+        <w:t xml:space="preserve"> Persamaan (11) memadatkan aturan tersebut.</w:t>
+      </w:r>
+    </w:p>
+    <w:p>
+      <w:pPr>
+        <w:spacing w:line="360" w:lineRule="auto" w:after="120"/>
+        <w:jc w:val="both"/>
+      </w:pPr>
+      <w:r>
+        <w:rPr>
+          <w:rFonts w:ascii="Arial" w:hAnsi="Arial" w:cs="Arial"/>
+          <w:b w:val="0"/>
+          <w:i w:val="0"/>
+          <w:sz w:val="22"/>
+        </w:rPr>
+        <w:t xml:space="preserve">4. Turnamen kedua</w:t>
       </w:r>
     </w:p>
     <w:p>
@@ -4789,7 +4819,7 @@
           <w:color w:val="305496"/>
           <w:sz w:val="22"/>
         </w:rPr>
-        <w:t xml:space="preserve">anak = 0,3·5,0 + 0,7·8,0</w:t>
+        <w:t xml:space="preserve">adu 8,0 melawan 2,0 → menang 8,0</w:t>
       </w:r>
       <w:r>
         <w:rPr>
@@ -4799,46 +4829,46 @@
           <w:color w:val="305496"/>
           <w:sz w:val="22"/>
         </w:rPr>
-        <w:t xml:space="preserve">   (7)</w:t>
-      </w:r>
-    </w:p>
-    <w:p>
-      <w:pPr>
-        <w:spacing w:line="360" w:lineRule="auto" w:after="120"/>
-        <w:jc w:val="both"/>
-      </w:pPr>
-      <w:r>
-        <w:rPr>
-          <w:rFonts w:ascii="Arial" w:hAnsi="Arial" w:cs="Arial"/>
-          <w:b w:val="0"/>
-          <w:i w:val="0"/>
-          <w:sz w:val="22"/>
-        </w:rPr>
-        <w:t xml:space="preserve">Memakai kedua pemenang turnamen sebagai induk.</w:t>
-      </w:r>
-      <w:r>
-        <w:rPr>
-          <w:rFonts w:ascii="Arial" w:hAnsi="Arial" w:cs="Arial"/>
-          <w:b w:val="0"/>
-          <w:i w:val="0"/>
-          <w:sz w:val="22"/>
-        </w:rPr>
-        <w:t xml:space="preserve"> Rangkuman kuantitatifnya tertulis pada Persamaan (8).</w:t>
-      </w:r>
-    </w:p>
-    <w:p>
-      <w:pPr>
-        <w:spacing w:line="360" w:lineRule="auto" w:after="120"/>
-        <w:jc w:val="both"/>
-      </w:pPr>
-      <w:r>
-        <w:rPr>
-          <w:rFonts w:ascii="Arial" w:hAnsi="Arial" w:cs="Arial"/>
-          <w:b w:val="0"/>
-          <w:i w:val="0"/>
-          <w:sz w:val="22"/>
-        </w:rPr>
-        <w:t xml:space="preserve">6. Hitung anak</w:t>
+        <w:t xml:space="preserve">   (11)</w:t>
+      </w:r>
+    </w:p>
+    <w:p>
+      <w:pPr>
+        <w:spacing w:line="360" w:lineRule="auto" w:after="120"/>
+        <w:jc w:val="both"/>
+      </w:pPr>
+      <w:r>
+        <w:rPr>
+          <w:rFonts w:ascii="Arial" w:hAnsi="Arial" w:cs="Arial"/>
+          <w:b w:val="0"/>
+          <w:i w:val="0"/>
+          <w:sz w:val="22"/>
+        </w:rPr>
+        <w:t xml:space="preserve">J = 18 lebih kecil daripada 40.</w:t>
+      </w:r>
+      <w:r>
+        <w:rPr>
+          <w:rFonts w:ascii="Arial" w:hAnsi="Arial" w:cs="Arial"/>
+          <w:b w:val="0"/>
+          <w:i w:val="0"/>
+          <w:sz w:val="22"/>
+        </w:rPr>
+        <w:t xml:space="preserve"> Rangkuman kuantitatifnya tertulis pada Persamaan (12).</w:t>
+      </w:r>
+    </w:p>
+    <w:p>
+      <w:pPr>
+        <w:spacing w:line="360" w:lineRule="auto" w:after="120"/>
+        <w:jc w:val="both"/>
+      </w:pPr>
+      <w:r>
+        <w:rPr>
+          <w:rFonts w:ascii="Arial" w:hAnsi="Arial" w:cs="Arial"/>
+          <w:b w:val="0"/>
+          <w:i w:val="0"/>
+          <w:sz w:val="22"/>
+        </w:rPr>
+        <w:t xml:space="preserve">5. Persilangan aritmetik</w:t>
       </w:r>
     </w:p>
     <w:p>
@@ -4854,7 +4884,7 @@
           <w:color w:val="305496"/>
           <w:sz w:val="22"/>
         </w:rPr>
-        <w:t xml:space="preserve">= 1,5 + 5,6 = 7,1</w:t>
+        <w:t xml:space="preserve">anak = 0,3·5,0 + 0,7·8,0</w:t>
       </w:r>
       <w:r>
         <w:rPr>
@@ -4864,46 +4894,46 @@
           <w:color w:val="305496"/>
           <w:sz w:val="22"/>
         </w:rPr>
-        <w:t xml:space="preserve">   (8)</w:t>
-      </w:r>
-    </w:p>
-    <w:p>
-      <w:pPr>
-        <w:spacing w:line="360" w:lineRule="auto" w:after="120"/>
-        <w:jc w:val="both"/>
-      </w:pPr>
-      <w:r>
-        <w:rPr>
-          <w:rFonts w:ascii="Arial" w:hAnsi="Arial" w:cs="Arial"/>
-          <w:b w:val="0"/>
-          <w:i w:val="0"/>
-          <w:sz w:val="22"/>
-        </w:rPr>
-        <w:t xml:space="preserve">Nilai berada di antara kedua induknya.</w:t>
-      </w:r>
-      <w:r>
-        <w:rPr>
-          <w:rFonts w:ascii="Arial" w:hAnsi="Arial" w:cs="Arial"/>
-          <w:b w:val="0"/>
-          <w:i w:val="0"/>
-          <w:sz w:val="22"/>
-        </w:rPr>
-        <w:t xml:space="preserve"> Hubungan ini dirangkum dalam Persamaan (9).</w:t>
-      </w:r>
-    </w:p>
-    <w:p>
-      <w:pPr>
-        <w:spacing w:line="360" w:lineRule="auto" w:after="120"/>
-        <w:jc w:val="both"/>
-      </w:pPr>
-      <w:r>
-        <w:rPr>
-          <w:rFonts w:ascii="Arial" w:hAnsi="Arial" w:cs="Arial"/>
-          <w:b w:val="0"/>
-          <w:i w:val="0"/>
-          <w:sz w:val="22"/>
-        </w:rPr>
-        <w:t xml:space="preserve">7. Mutasi anak</w:t>
+        <w:t xml:space="preserve">   (12)</w:t>
+      </w:r>
+    </w:p>
+    <w:p>
+      <w:pPr>
+        <w:spacing w:line="360" w:lineRule="auto" w:after="120"/>
+        <w:jc w:val="both"/>
+      </w:pPr>
+      <w:r>
+        <w:rPr>
+          <w:rFonts w:ascii="Arial" w:hAnsi="Arial" w:cs="Arial"/>
+          <w:b w:val="0"/>
+          <w:i w:val="0"/>
+          <w:sz w:val="22"/>
+        </w:rPr>
+        <w:t xml:space="preserve">Memakai kedua pemenang turnamen sebagai induk.</w:t>
+      </w:r>
+      <w:r>
+        <w:rPr>
+          <w:rFonts w:ascii="Arial" w:hAnsi="Arial" w:cs="Arial"/>
+          <w:b w:val="0"/>
+          <w:i w:val="0"/>
+          <w:sz w:val="22"/>
+        </w:rPr>
+        <w:t xml:space="preserve"> Hubungan ini dirangkum dalam Persamaan (13).</w:t>
+      </w:r>
+    </w:p>
+    <w:p>
+      <w:pPr>
+        <w:spacing w:line="360" w:lineRule="auto" w:after="120"/>
+        <w:jc w:val="both"/>
+      </w:pPr>
+      <w:r>
+        <w:rPr>
+          <w:rFonts w:ascii="Arial" w:hAnsi="Arial" w:cs="Arial"/>
+          <w:b w:val="0"/>
+          <w:i w:val="0"/>
+          <w:sz w:val="22"/>
+        </w:rPr>
+        <w:t xml:space="preserve">6. Hitung anak</w:t>
       </w:r>
     </w:p>
     <w:p>
@@ -4919,7 +4949,7 @@
           <w:color w:val="305496"/>
           <w:sz w:val="22"/>
         </w:rPr>
-        <w:t xml:space="preserve">7,1 + 0,4 = 7,5</w:t>
+        <w:t xml:space="preserve">= 1,5 + 5,6 = 7,1</w:t>
       </w:r>
       <w:r>
         <w:rPr>
@@ -4929,7 +4959,72 @@
           <w:color w:val="305496"/>
           <w:sz w:val="22"/>
         </w:rPr>
-        <w:t xml:space="preserve">   (9)</w:t>
+        <w:t xml:space="preserve">   (13)</w:t>
+      </w:r>
+    </w:p>
+    <w:p>
+      <w:pPr>
+        <w:spacing w:line="360" w:lineRule="auto" w:after="120"/>
+        <w:jc w:val="both"/>
+      </w:pPr>
+      <w:r>
+        <w:rPr>
+          <w:rFonts w:ascii="Arial" w:hAnsi="Arial" w:cs="Arial"/>
+          <w:b w:val="0"/>
+          <w:i w:val="0"/>
+          <w:sz w:val="22"/>
+        </w:rPr>
+        <w:t xml:space="preserve">Nilai berada di antara kedua induknya.</w:t>
+      </w:r>
+      <w:r>
+        <w:rPr>
+          <w:rFonts w:ascii="Arial" w:hAnsi="Arial" w:cs="Arial"/>
+          <w:b w:val="0"/>
+          <w:i w:val="0"/>
+          <w:sz w:val="22"/>
+        </w:rPr>
+        <w:t xml:space="preserve"> Bentuk ringkasnya dituliskan pada Persamaan (14).</w:t>
+      </w:r>
+    </w:p>
+    <w:p>
+      <w:pPr>
+        <w:spacing w:line="360" w:lineRule="auto" w:after="120"/>
+        <w:jc w:val="both"/>
+      </w:pPr>
+      <w:r>
+        <w:rPr>
+          <w:rFonts w:ascii="Arial" w:hAnsi="Arial" w:cs="Arial"/>
+          <w:b w:val="0"/>
+          <w:i w:val="0"/>
+          <w:sz w:val="22"/>
+        </w:rPr>
+        <w:t xml:space="preserve">7. Mutasi anak</w:t>
+      </w:r>
+    </w:p>
+    <w:p>
+      <w:pPr>
+        <w:spacing w:before="40" w:after="120"/>
+        <w:jc w:val="center"/>
+      </w:pPr>
+      <w:r>
+        <w:rPr>
+          <w:rFonts w:ascii="Arial" w:hAnsi="Arial" w:cs="Arial"/>
+          <w:b/>
+          <w:i/>
+          <w:color w:val="305496"/>
+          <w:sz w:val="22"/>
+        </w:rPr>
+        <w:t xml:space="preserve">7,1 + 0,4 = 7,5</w:t>
+      </w:r>
+      <w:r>
+        <w:rPr>
+          <w:rFonts w:ascii="Arial" w:hAnsi="Arial" w:cs="Arial"/>
+          <w:b/>
+          <w:i/>
+          <w:color w:val="305496"/>
+          <w:sz w:val="22"/>
+        </w:rPr>
+        <w:t xml:space="preserve">   (14)</w:t>
       </w:r>
     </w:p>
     <w:p>

--- a/Sistem-Kendali-Cerdas/Modul-Word/Modul-14-Optimasi-Kontrol-dengan-Algoritma-Genetika.docx
+++ b/Sistem-Kendali-Cerdas/Modul-Word/Modul-14-Optimasi-Kontrol-dengan-Algoritma-Genetika.docx
@@ -2927,8 +2927,11 @@
     </w:p>
     <w:p>
       <w:pPr>
+        <w:tabs>
+          <w:tab w:val="center" w:pos="4393"/>
+          <w:tab w:val="right" w:pos="8787"/>
+        </w:tabs>
         <w:spacing w:before="40" w:after="120"/>
-        <w:jc w:val="center"/>
       </w:pPr>
       <w:r>
         <w:rPr>
@@ -2938,7 +2941,7 @@
           <w:color w:val="305496"/>
           <w:sz w:val="22"/>
         </w:rPr>
-        <w:t xml:space="preserve">seleksi → persilangan → mutasi → elitisme, berulang tiap generasi</w:t>
+        <w:tab/>
       </w:r>
       <w:r>
         <w:rPr>
@@ -2948,7 +2951,18 @@
           <w:color w:val="305496"/>
           <w:sz w:val="22"/>
         </w:rPr>
-        <w:t xml:space="preserve">   (1)</w:t>
+        <w:t xml:space="preserve">seleksi → persilangan → mutasi → elitisme, berulang tiap generasi</w:t>
+      </w:r>
+      <w:r>
+        <w:rPr>
+          <w:rFonts w:ascii="Arial" w:hAnsi="Arial" w:cs="Arial"/>
+          <w:b/>
+          <w:i/>
+          <w:color w:val="305496"/>
+          <w:sz w:val="22"/>
+        </w:rPr>
+        <w:tab/>
+        <w:t xml:space="preserve">(1)</w:t>
       </w:r>
     </w:p>
     <w:p>
@@ -3110,8 +3124,11 @@
     </w:p>
     <w:p>
       <w:pPr>
+        <w:tabs>
+          <w:tab w:val="center" w:pos="4393"/>
+          <w:tab w:val="right" w:pos="8787"/>
+        </w:tabs>
         <w:spacing w:before="40" w:after="120"/>
-        <w:jc w:val="center"/>
       </w:pPr>
       <w:r>
         <w:rPr>
@@ -3121,7 +3138,7 @@
           <w:color w:val="305496"/>
           <w:sz w:val="22"/>
         </w:rPr>
-        <w:t xml:space="preserve">J = </w:t>
+        <w:tab/>
       </w:r>
       <w:r>
         <w:rPr>
@@ -3131,7 +3148,7 @@
           <w:color w:val="305496"/>
           <w:sz w:val="22"/>
         </w:rPr>
-        <w:t xml:space="preserve">w</w:t>
+        <w:t xml:space="preserve">J = </w:t>
       </w:r>
       <w:r>
         <w:rPr>
@@ -3140,9 +3157,8 @@
           <w:i/>
           <w:color w:val="305496"/>
           <w:sz w:val="22"/>
-          <w:vertAlign w:val="subscript"/>
-        </w:rPr>
-        <w:t xml:space="preserve">1</w:t>
+        </w:rPr>
+        <w:t xml:space="preserve">w</w:t>
       </w:r>
       <w:r>
         <w:rPr>
@@ -3151,8 +3167,9 @@
           <w:i/>
           <w:color w:val="305496"/>
           <w:sz w:val="22"/>
-        </w:rPr>
-        <w:t xml:space="preserve">·ITAE + </w:t>
+          <w:vertAlign w:val="subscript"/>
+        </w:rPr>
+        <w:t xml:space="preserve">1</w:t>
       </w:r>
       <w:r>
         <w:rPr>
@@ -3162,7 +3179,7 @@
           <w:color w:val="305496"/>
           <w:sz w:val="22"/>
         </w:rPr>
-        <w:t xml:space="preserve">w</w:t>
+        <w:t xml:space="preserve">·ITAE + </w:t>
       </w:r>
       <w:r>
         <w:rPr>
@@ -3171,9 +3188,8 @@
           <w:i/>
           <w:color w:val="305496"/>
           <w:sz w:val="22"/>
-          <w:vertAlign w:val="subscript"/>
-        </w:rPr>
-        <w:t xml:space="preserve">2</w:t>
+        </w:rPr>
+        <w:t xml:space="preserve">w</w:t>
       </w:r>
       <w:r>
         <w:rPr>
@@ -3182,8 +3198,9 @@
           <w:i/>
           <w:color w:val="305496"/>
           <w:sz w:val="22"/>
-        </w:rPr>
-        <w:t xml:space="preserve">·integral(u</w:t>
+          <w:vertAlign w:val="subscript"/>
+        </w:rPr>
+        <w:t xml:space="preserve">2</w:t>
       </w:r>
       <w:r>
         <w:rPr>
@@ -3192,9 +3209,8 @@
           <w:i/>
           <w:color w:val="305496"/>
           <w:sz w:val="22"/>
-          <w:vertAlign w:val="superscript"/>
-        </w:rPr>
-        <w:t xml:space="preserve">2</w:t>
+        </w:rPr>
+        <w:t xml:space="preserve">·integral(u</w:t>
       </w:r>
       <w:r>
         <w:rPr>
@@ -3203,8 +3219,9 @@
           <w:i/>
           <w:color w:val="305496"/>
           <w:sz w:val="22"/>
-        </w:rPr>
-        <w:t xml:space="preserve">) + </w:t>
+          <w:vertAlign w:val="superscript"/>
+        </w:rPr>
+        <w:t xml:space="preserve">2</w:t>
       </w:r>
       <w:r>
         <w:rPr>
@@ -3214,7 +3231,7 @@
           <w:color w:val="305496"/>
           <w:sz w:val="22"/>
         </w:rPr>
-        <w:t xml:space="preserve">w</w:t>
+        <w:t xml:space="preserve">) + </w:t>
       </w:r>
       <w:r>
         <w:rPr>
@@ -3223,9 +3240,8 @@
           <w:i/>
           <w:color w:val="305496"/>
           <w:sz w:val="22"/>
-          <w:vertAlign w:val="subscript"/>
-        </w:rPr>
-        <w:t xml:space="preserve">3</w:t>
+        </w:rPr>
+        <w:t xml:space="preserve">w</w:t>
       </w:r>
       <w:r>
         <w:rPr>
@@ -3234,8 +3250,9 @@
           <w:i/>
           <w:color w:val="305496"/>
           <w:sz w:val="22"/>
-        </w:rPr>
-        <w:t xml:space="preserve">·penalti overshoot   |   pelanggaran keras: tolak</w:t>
+          <w:vertAlign w:val="subscript"/>
+        </w:rPr>
+        <w:t xml:space="preserve">3</w:t>
       </w:r>
       <w:r>
         <w:rPr>
@@ -3245,7 +3262,18 @@
           <w:color w:val="305496"/>
           <w:sz w:val="22"/>
         </w:rPr>
-        <w:t xml:space="preserve">   (2)</w:t>
+        <w:t xml:space="preserve">·penalti overshoot   |   pelanggaran keras: tolak</w:t>
+      </w:r>
+      <w:r>
+        <w:rPr>
+          <w:rFonts w:ascii="Arial" w:hAnsi="Arial" w:cs="Arial"/>
+          <w:b/>
+          <w:i/>
+          <w:color w:val="305496"/>
+          <w:sz w:val="22"/>
+        </w:rPr>
+        <w:tab/>
+        <w:t xml:space="preserve">(2)</w:t>
       </w:r>
     </w:p>
     <w:p>
@@ -3591,8 +3619,11 @@
     </w:p>
     <w:p>
       <w:pPr>
+        <w:tabs>
+          <w:tab w:val="center" w:pos="4393"/>
+          <w:tab w:val="right" w:pos="8787"/>
+        </w:tabs>
         <w:spacing w:before="40" w:after="120"/>
-        <w:jc w:val="center"/>
       </w:pPr>
       <w:r>
         <w:rPr>
@@ -3602,7 +3633,7 @@
           <w:color w:val="305496"/>
           <w:sz w:val="22"/>
         </w:rPr>
-        <w:t xml:space="preserve">J = </w:t>
+        <w:tab/>
       </w:r>
       <w:r>
         <w:rPr>
@@ -3612,7 +3643,7 @@
           <w:color w:val="305496"/>
           <w:sz w:val="22"/>
         </w:rPr>
-        <w:t xml:space="preserve">w</w:t>
+        <w:t xml:space="preserve">J = </w:t>
       </w:r>
       <w:r>
         <w:rPr>
@@ -3621,9 +3652,8 @@
           <w:i/>
           <w:color w:val="305496"/>
           <w:sz w:val="22"/>
-          <w:vertAlign w:val="subscript"/>
-        </w:rPr>
-        <w:t xml:space="preserve">1</w:t>
+        </w:rPr>
+        <w:t xml:space="preserve">w</w:t>
       </w:r>
       <w:r>
         <w:rPr>
@@ -3632,8 +3662,9 @@
           <w:i/>
           <w:color w:val="305496"/>
           <w:sz w:val="22"/>
-        </w:rPr>
-        <w:t xml:space="preserve">·integral e</w:t>
+          <w:vertAlign w:val="subscript"/>
+        </w:rPr>
+        <w:t xml:space="preserve">1</w:t>
       </w:r>
       <w:r>
         <w:rPr>
@@ -3642,9 +3673,8 @@
           <w:i/>
           <w:color w:val="305496"/>
           <w:sz w:val="22"/>
-          <w:vertAlign w:val="superscript"/>
-        </w:rPr>
-        <w:t xml:space="preserve">2</w:t>
+        </w:rPr>
+        <w:t xml:space="preserve">·integral e</w:t>
       </w:r>
       <w:r>
         <w:rPr>
@@ -3653,8 +3683,9 @@
           <w:i/>
           <w:color w:val="305496"/>
           <w:sz w:val="22"/>
-        </w:rPr>
-        <w:t xml:space="preserve"> + </w:t>
+          <w:vertAlign w:val="superscript"/>
+        </w:rPr>
+        <w:t xml:space="preserve">2</w:t>
       </w:r>
       <w:r>
         <w:rPr>
@@ -3664,7 +3695,7 @@
           <w:color w:val="305496"/>
           <w:sz w:val="22"/>
         </w:rPr>
-        <w:t xml:space="preserve">w</w:t>
+        <w:t xml:space="preserve"> + </w:t>
       </w:r>
       <w:r>
         <w:rPr>
@@ -3673,9 +3704,8 @@
           <w:i/>
           <w:color w:val="305496"/>
           <w:sz w:val="22"/>
-          <w:vertAlign w:val="subscript"/>
-        </w:rPr>
-        <w:t xml:space="preserve">2</w:t>
+        </w:rPr>
+        <w:t xml:space="preserve">w</w:t>
       </w:r>
       <w:r>
         <w:rPr>
@@ -3684,8 +3714,9 @@
           <w:i/>
           <w:color w:val="305496"/>
           <w:sz w:val="22"/>
-        </w:rPr>
-        <w:t xml:space="preserve">·integral u</w:t>
+          <w:vertAlign w:val="subscript"/>
+        </w:rPr>
+        <w:t xml:space="preserve">2</w:t>
       </w:r>
       <w:r>
         <w:rPr>
@@ -3694,9 +3725,8 @@
           <w:i/>
           <w:color w:val="305496"/>
           <w:sz w:val="22"/>
-          <w:vertAlign w:val="superscript"/>
-        </w:rPr>
-        <w:t xml:space="preserve">2</w:t>
+        </w:rPr>
+        <w:t xml:space="preserve">·integral u</w:t>
       </w:r>
       <w:r>
         <w:rPr>
@@ -3705,8 +3735,9 @@
           <w:i/>
           <w:color w:val="305496"/>
           <w:sz w:val="22"/>
-        </w:rPr>
-        <w:t xml:space="preserve"> + </w:t>
+          <w:vertAlign w:val="superscript"/>
+        </w:rPr>
+        <w:t xml:space="preserve">2</w:t>
       </w:r>
       <w:r>
         <w:rPr>
@@ -3716,7 +3747,7 @@
           <w:color w:val="305496"/>
           <w:sz w:val="22"/>
         </w:rPr>
-        <w:t xml:space="preserve">w</w:t>
+        <w:t xml:space="preserve"> + </w:t>
       </w:r>
       <w:r>
         <w:rPr>
@@ -3725,9 +3756,8 @@
           <w:i/>
           <w:color w:val="305496"/>
           <w:sz w:val="22"/>
-          <w:vertAlign w:val="subscript"/>
-        </w:rPr>
-        <w:t xml:space="preserve">3</w:t>
+        </w:rPr>
+        <w:t xml:space="preserve">w</w:t>
       </w:r>
       <w:r>
         <w:rPr>
@@ -3736,8 +3766,9 @@
           <w:i/>
           <w:color w:val="305496"/>
           <w:sz w:val="22"/>
-        </w:rPr>
-        <w:t xml:space="preserve">·lonjakan + denda pelanggaran batas</w:t>
+          <w:vertAlign w:val="subscript"/>
+        </w:rPr>
+        <w:t xml:space="preserve">3</w:t>
       </w:r>
       <w:r>
         <w:rPr>
@@ -3747,90 +3778,8 @@
           <w:color w:val="305496"/>
           <w:sz w:val="22"/>
         </w:rPr>
-        <w:t xml:space="preserve">   (3)</w:t>
-      </w:r>
-    </w:p>
-    <w:p>
-      <w:pPr>
-        <w:keepNext/>
-        <w:spacing w:before="200" w:after="80"/>
-      </w:pPr>
-      <w:r>
-        <w:rPr>
-          <w:rFonts w:ascii="Arial" w:hAnsi="Arial" w:cs="Arial"/>
-          <w:b/>
-          <w:i w:val="0"/>
-          <w:color w:val="2E4A7A"/>
-          <w:sz w:val="24"/>
-        </w:rPr>
-        <w:t xml:space="preserve">Menyetel Ukuran Populasi, Laju Mutasi, dan Elitisme</w:t>
-      </w:r>
-    </w:p>
-    <w:p>
-      <w:pPr>
-        <w:spacing w:line="360" w:lineRule="auto" w:after="120"/>
-        <w:jc w:val="both"/>
-      </w:pPr>
-      <w:r>
-        <w:rPr>
-          <w:rFonts w:ascii="Arial" w:hAnsi="Arial" w:cs="Arial"/>
-          <w:b w:val="0"/>
-          <w:i w:val="0"/>
-          <w:sz w:val="22"/>
-        </w:rPr>
-        <w:t xml:space="preserve">Tiga parameter memengaruhi perilaku pencarian lebih daripada yang lain, dan ketiganya berhubungan dengan pertukaran yang sama: seberapa lebar ruang dijelajahi dibanding seberapa cepat hasil terbaik dimanfaatkan.</w:t>
-      </w:r>
-    </w:p>
-    <w:p>
-      <w:pPr>
-        <w:spacing w:line="360" w:lineRule="auto" w:after="120"/>
-        <w:jc w:val="both"/>
-      </w:pPr>
-      <w:r>
-        <w:rPr>
-          <w:rFonts w:ascii="Arial" w:hAnsi="Arial" w:cs="Arial"/>
-          <w:b w:val="0"/>
-          <w:i w:val="0"/>
-          <w:sz w:val="22"/>
-        </w:rPr>
-        <w:t xml:space="preserve">Populasi yang besar menjaga keberagaman sehingga pencarian tidak cepat terjebak, namun setiap generasi menjadi mahal karena setiap individu harus dievaluasi. Pada persoalan kontrol dengan sedikit parameter, populasi beberapa puluh individu umumnya memadai, dan menambahnya lebih jauh jarang sepadan.</w:t>
-      </w:r>
-    </w:p>
-    <w:p>
-      <w:pPr>
-        <w:spacing w:line="360" w:lineRule="auto" w:after="120"/>
-        <w:jc w:val="both"/>
-      </w:pPr>
-      <w:r>
-        <w:rPr>
-          <w:rFonts w:ascii="Arial" w:hAnsi="Arial" w:cs="Arial"/>
-          <w:b w:val="0"/>
-          <w:i w:val="0"/>
-          <w:sz w:val="22"/>
-        </w:rPr>
-        <w:t xml:space="preserve">Laju mutasi yang terlalu kecil membuat populasi cepat seragam lalu pencarian berhenti maju; yang terlalu besar mengubah pencarian menjadi acak sehingga hasil baik tidak sempat diwariskan. Nilai di sekitar beberapa persen per gen menjadi titik awal yang wajar, dan menaikkannya sementara berguna saat populasi terlihat mandek.</w:t>
-      </w:r>
-    </w:p>
-    <w:p>
-      <w:pPr>
-        <w:spacing w:line="360" w:lineRule="auto" w:after="120"/>
-        <w:jc w:val="both"/>
-      </w:pPr>
-      <w:r>
-        <w:rPr>
-          <w:rFonts w:ascii="Arial" w:hAnsi="Arial" w:cs="Arial"/>
-          <w:b w:val="0"/>
-          <w:i w:val="0"/>
-          <w:sz w:val="22"/>
-        </w:rPr>
-        <w:t xml:space="preserve">Elitisme menyalin beberapa individu terbaik apa adanya ke generasi berikutnya. Tanpa itu, solusi terbaik dapat hilang karena crossover dan mutasi, sehingga kebugaran terbaik justru dapat memburuk antargenerasi. Menyalin satu sampai dua individu sudah cukup; menyalin terlalu banyak membuat populasi cepat seragam.</w:t>
-      </w:r>
-    </w:p>
-    <w:p>
-      <w:pPr>
-        <w:spacing w:before="40" w:after="120"/>
-        <w:jc w:val="center"/>
-      </w:pPr>
+        <w:t xml:space="preserve">·lonjakan + denda pelanggaran batas</w:t>
+      </w:r>
       <w:r>
         <w:rPr>
           <w:rFonts w:ascii="Arial" w:hAnsi="Arial" w:cs="Arial"/>
@@ -3839,7 +3788,8 @@
           <w:color w:val="305496"/>
           <w:sz w:val="22"/>
         </w:rPr>
-        <w:t xml:space="preserve">populasi puluhan | mutasi beberapa persen | elitisme 1-2 individu</w:t>
+        <w:tab/>
+        <w:t xml:space="preserve">(3)</w:t>
       </w:r>
     </w:p>
     <w:p>
@@ -3855,76 +3805,67 @@
           <w:color w:val="2E4A7A"/>
           <w:sz w:val="24"/>
         </w:rPr>
-        <w:t xml:space="preserve">Menangani Kendala dan Solusi yang Tidak Sahih</w:t>
-      </w:r>
-    </w:p>
-    <w:p>
-      <w:pPr>
-        <w:spacing w:line="360" w:lineRule="auto" w:after="120"/>
-        <w:jc w:val="both"/>
-      </w:pPr>
-      <w:r>
-        <w:rPr>
-          <w:rFonts w:ascii="Arial" w:hAnsi="Arial" w:cs="Arial"/>
-          <w:b w:val="0"/>
-          <w:i w:val="0"/>
-          <w:sz w:val="22"/>
-        </w:rPr>
-        <w:t xml:space="preserve">Persoalan kontrol hampir selalu memiliki kendala: penguatan harus positif, aksi kendali terbatas, sistem harus stabil. Algoritma genetik tidak mengenal kendala dengan sendirinya, sehingga penanganannya harus dirancang.</w:t>
-      </w:r>
-    </w:p>
-    <w:p>
-      <w:pPr>
-        <w:spacing w:line="360" w:lineRule="auto" w:after="120"/>
-        <w:jc w:val="both"/>
-      </w:pPr>
-      <w:r>
-        <w:rPr>
-          <w:rFonts w:ascii="Arial" w:hAnsi="Arial" w:cs="Arial"/>
-          <w:b w:val="0"/>
-          <w:i w:val="0"/>
-          <w:sz w:val="22"/>
-        </w:rPr>
-        <w:t xml:space="preserve">Cara pertama membatasi rentang setiap gen sehingga individu yang tidak sahih tidak pernah tercipta. Cara ini paling aman dan paling murah, dan cocok untuk kendala sederhana seperti batas bawah dan batas atas parameter.</w:t>
-      </w:r>
-    </w:p>
-    <w:p>
-      <w:pPr>
-        <w:spacing w:line="360" w:lineRule="auto" w:after="120"/>
-        <w:jc w:val="both"/>
-      </w:pPr>
-      <w:r>
-        <w:rPr>
-          <w:rFonts w:ascii="Arial" w:hAnsi="Arial" w:cs="Arial"/>
-          <w:b w:val="0"/>
-          <w:i w:val="0"/>
-          <w:sz w:val="22"/>
-        </w:rPr>
-        <w:t xml:space="preserve">Cara kedua memberi denda pada fungsi kebugaran ketika kendala dilanggar. Cara ini diperlukan untuk kendala yang baru diketahui setelah simulasi, misalnya ketidakstabilan atau aktuator yang jenuh. Besar dendanya perlu cukup untuk membuat pelanggaran selalu kalah, namun tidak begitu besar sampai seluruh wilayah di dekat batas menjadi datar dan kehilangan arah perbaikan.</w:t>
-      </w:r>
-    </w:p>
-    <w:p>
-      <w:pPr>
-        <w:spacing w:line="360" w:lineRule="auto" w:after="120"/>
-        <w:jc w:val="both"/>
-      </w:pPr>
-      <w:r>
-        <w:rPr>
-          <w:rFonts w:ascii="Arial" w:hAnsi="Arial" w:cs="Arial"/>
-          <w:b w:val="0"/>
-          <w:i w:val="0"/>
-          <w:sz w:val="22"/>
-        </w:rPr>
-        <w:t xml:space="preserve">Cara ketiga memperbaiki individu yang tidak sahih menjadi sahih terdekat sebelum dievaluasi. Cara ini menjaga seluruh populasi tetap berguna, namun menambah pekerjaan dan dapat mengurangi keberagaman bila banyak individu diperbaiki ke titik yang sama.</w:t>
-      </w:r>
-      <w:r>
-        <w:rPr>
-          <w:rFonts w:ascii="Arial" w:hAnsi="Arial" w:cs="Arial"/>
-          <w:b w:val="0"/>
-          <w:i w:val="0"/>
-          <w:sz w:val="22"/>
-        </w:rPr>
-        <w:t xml:space="preserve"> Rangkuman kuantitatifnya tertulis pada Persamaan (4).</w:t>
+        <w:t xml:space="preserve">Menyetel Ukuran Populasi, Laju Mutasi, dan Elitisme</w:t>
+      </w:r>
+    </w:p>
+    <w:p>
+      <w:pPr>
+        <w:spacing w:line="360" w:lineRule="auto" w:after="120"/>
+        <w:jc w:val="both"/>
+      </w:pPr>
+      <w:r>
+        <w:rPr>
+          <w:rFonts w:ascii="Arial" w:hAnsi="Arial" w:cs="Arial"/>
+          <w:b w:val="0"/>
+          <w:i w:val="0"/>
+          <w:sz w:val="22"/>
+        </w:rPr>
+        <w:t xml:space="preserve">Tiga parameter memengaruhi perilaku pencarian lebih daripada yang lain, dan ketiganya berhubungan dengan pertukaran yang sama: seberapa lebar ruang dijelajahi dibanding seberapa cepat hasil terbaik dimanfaatkan.</w:t>
+      </w:r>
+    </w:p>
+    <w:p>
+      <w:pPr>
+        <w:spacing w:line="360" w:lineRule="auto" w:after="120"/>
+        <w:jc w:val="both"/>
+      </w:pPr>
+      <w:r>
+        <w:rPr>
+          <w:rFonts w:ascii="Arial" w:hAnsi="Arial" w:cs="Arial"/>
+          <w:b w:val="0"/>
+          <w:i w:val="0"/>
+          <w:sz w:val="22"/>
+        </w:rPr>
+        <w:t xml:space="preserve">Populasi yang besar menjaga keberagaman sehingga pencarian tidak cepat terjebak, namun setiap generasi menjadi mahal karena setiap individu harus dievaluasi. Pada persoalan kontrol dengan sedikit parameter, populasi beberapa puluh individu umumnya memadai, dan menambahnya lebih jauh jarang sepadan.</w:t>
+      </w:r>
+    </w:p>
+    <w:p>
+      <w:pPr>
+        <w:spacing w:line="360" w:lineRule="auto" w:after="120"/>
+        <w:jc w:val="both"/>
+      </w:pPr>
+      <w:r>
+        <w:rPr>
+          <w:rFonts w:ascii="Arial" w:hAnsi="Arial" w:cs="Arial"/>
+          <w:b w:val="0"/>
+          <w:i w:val="0"/>
+          <w:sz w:val="22"/>
+        </w:rPr>
+        <w:t xml:space="preserve">Laju mutasi yang terlalu kecil membuat populasi cepat seragam lalu pencarian berhenti maju; yang terlalu besar mengubah pencarian menjadi acak sehingga hasil baik tidak sempat diwariskan. Nilai di sekitar beberapa persen per gen menjadi titik awal yang wajar, dan menaikkannya sementara berguna saat populasi terlihat mandek.</w:t>
+      </w:r>
+    </w:p>
+    <w:p>
+      <w:pPr>
+        <w:spacing w:line="360" w:lineRule="auto" w:after="120"/>
+        <w:jc w:val="both"/>
+      </w:pPr>
+      <w:r>
+        <w:rPr>
+          <w:rFonts w:ascii="Arial" w:hAnsi="Arial" w:cs="Arial"/>
+          <w:b w:val="0"/>
+          <w:i w:val="0"/>
+          <w:sz w:val="22"/>
+        </w:rPr>
+        <w:t xml:space="preserve">Elitisme menyalin beberapa individu terbaik apa adanya ke generasi berikutnya. Tanpa itu, solusi terbaik dapat hilang karena crossover dan mutasi, sehingga kebugaran terbaik justru dapat memburuk antargenerasi. Menyalin satu sampai dua individu sudah cukup; menyalin terlalu banyak membuat populasi cepat seragam.</w:t>
       </w:r>
     </w:p>
     <w:p>
@@ -3940,8 +3881,102 @@
           <w:color w:val="305496"/>
           <w:sz w:val="22"/>
         </w:rPr>
-        <w:t xml:space="preserve">batasi rentang gen → denda bertingkat → perbaikan, sesuai jenis kendala</w:t>
-      </w:r>
+        <w:t xml:space="preserve">populasi puluhan | mutasi beberapa persen | elitisme 1-2 individu</w:t>
+      </w:r>
+    </w:p>
+    <w:p>
+      <w:pPr>
+        <w:keepNext/>
+        <w:spacing w:before="200" w:after="80"/>
+      </w:pPr>
+      <w:r>
+        <w:rPr>
+          <w:rFonts w:ascii="Arial" w:hAnsi="Arial" w:cs="Arial"/>
+          <w:b/>
+          <w:i w:val="0"/>
+          <w:color w:val="2E4A7A"/>
+          <w:sz w:val="24"/>
+        </w:rPr>
+        <w:t xml:space="preserve">Menangani Kendala dan Solusi yang Tidak Sahih</w:t>
+      </w:r>
+    </w:p>
+    <w:p>
+      <w:pPr>
+        <w:spacing w:line="360" w:lineRule="auto" w:after="120"/>
+        <w:jc w:val="both"/>
+      </w:pPr>
+      <w:r>
+        <w:rPr>
+          <w:rFonts w:ascii="Arial" w:hAnsi="Arial" w:cs="Arial"/>
+          <w:b w:val="0"/>
+          <w:i w:val="0"/>
+          <w:sz w:val="22"/>
+        </w:rPr>
+        <w:t xml:space="preserve">Persoalan kontrol hampir selalu memiliki kendala: penguatan harus positif, aksi kendali terbatas, sistem harus stabil. Algoritma genetik tidak mengenal kendala dengan sendirinya, sehingga penanganannya harus dirancang.</w:t>
+      </w:r>
+    </w:p>
+    <w:p>
+      <w:pPr>
+        <w:spacing w:line="360" w:lineRule="auto" w:after="120"/>
+        <w:jc w:val="both"/>
+      </w:pPr>
+      <w:r>
+        <w:rPr>
+          <w:rFonts w:ascii="Arial" w:hAnsi="Arial" w:cs="Arial"/>
+          <w:b w:val="0"/>
+          <w:i w:val="0"/>
+          <w:sz w:val="22"/>
+        </w:rPr>
+        <w:t xml:space="preserve">Cara pertama membatasi rentang setiap gen sehingga individu yang tidak sahih tidak pernah tercipta. Cara ini paling aman dan paling murah, dan cocok untuk kendala sederhana seperti batas bawah dan batas atas parameter.</w:t>
+      </w:r>
+    </w:p>
+    <w:p>
+      <w:pPr>
+        <w:spacing w:line="360" w:lineRule="auto" w:after="120"/>
+        <w:jc w:val="both"/>
+      </w:pPr>
+      <w:r>
+        <w:rPr>
+          <w:rFonts w:ascii="Arial" w:hAnsi="Arial" w:cs="Arial"/>
+          <w:b w:val="0"/>
+          <w:i w:val="0"/>
+          <w:sz w:val="22"/>
+        </w:rPr>
+        <w:t xml:space="preserve">Cara kedua memberi denda pada fungsi kebugaran ketika kendala dilanggar. Cara ini diperlukan untuk kendala yang baru diketahui setelah simulasi, misalnya ketidakstabilan atau aktuator yang jenuh. Besar dendanya perlu cukup untuk membuat pelanggaran selalu kalah, namun tidak begitu besar sampai seluruh wilayah di dekat batas menjadi datar dan kehilangan arah perbaikan.</w:t>
+      </w:r>
+    </w:p>
+    <w:p>
+      <w:pPr>
+        <w:spacing w:line="360" w:lineRule="auto" w:after="120"/>
+        <w:jc w:val="both"/>
+      </w:pPr>
+      <w:r>
+        <w:rPr>
+          <w:rFonts w:ascii="Arial" w:hAnsi="Arial" w:cs="Arial"/>
+          <w:b w:val="0"/>
+          <w:i w:val="0"/>
+          <w:sz w:val="22"/>
+        </w:rPr>
+        <w:t xml:space="preserve">Cara ketiga memperbaiki individu yang tidak sahih menjadi sahih terdekat sebelum dievaluasi. Cara ini menjaga seluruh populasi tetap berguna, namun menambah pekerjaan dan dapat mengurangi keberagaman bila banyak individu diperbaiki ke titik yang sama.</w:t>
+      </w:r>
+      <w:r>
+        <w:rPr>
+          <w:rFonts w:ascii="Arial" w:hAnsi="Arial" w:cs="Arial"/>
+          <w:b w:val="0"/>
+          <w:i w:val="0"/>
+          <w:sz w:val="22"/>
+        </w:rPr>
+        <w:t xml:space="preserve"> Rangkuman kuantitatifnya tertulis pada Persamaan (4).</w:t>
+      </w:r>
+    </w:p>
+    <w:p>
+      <w:pPr>
+        <w:tabs>
+          <w:tab w:val="center" w:pos="4393"/>
+          <w:tab w:val="right" w:pos="8787"/>
+        </w:tabs>
+        <w:spacing w:before="40" w:after="120"/>
+      </w:pPr>
       <w:r>
         <w:rPr>
           <w:rFonts w:ascii="Arial" w:hAnsi="Arial" w:cs="Arial"/>
@@ -3950,7 +3985,28 @@
           <w:color w:val="305496"/>
           <w:sz w:val="22"/>
         </w:rPr>
-        <w:t xml:space="preserve">   (4)</w:t>
+        <w:tab/>
+      </w:r>
+      <w:r>
+        <w:rPr>
+          <w:rFonts w:ascii="Arial" w:hAnsi="Arial" w:cs="Arial"/>
+          <w:b/>
+          <w:i/>
+          <w:color w:val="305496"/>
+          <w:sz w:val="22"/>
+        </w:rPr>
+        <w:t xml:space="preserve">batasi rentang gen → denda bertingkat → perbaikan, sesuai jenis kendala</w:t>
+      </w:r>
+      <w:r>
+        <w:rPr>
+          <w:rFonts w:ascii="Arial" w:hAnsi="Arial" w:cs="Arial"/>
+          <w:b/>
+          <w:i/>
+          <w:color w:val="305496"/>
+          <w:sz w:val="22"/>
+        </w:rPr>
+        <w:tab/>
+        <w:t xml:space="preserve">(4)</w:t>
       </w:r>
     </w:p>
     <w:p>
@@ -4112,8 +4168,11 @@
     </w:p>
     <w:p>
       <w:pPr>
+        <w:tabs>
+          <w:tab w:val="center" w:pos="4393"/>
+          <w:tab w:val="right" w:pos="8787"/>
+        </w:tabs>
         <w:spacing w:before="40" w:after="120"/>
-        <w:jc w:val="center"/>
       </w:pPr>
       <w:r>
         <w:rPr>
@@ -4123,7 +4182,7 @@
           <w:color w:val="305496"/>
           <w:sz w:val="22"/>
         </w:rPr>
-        <w:t xml:space="preserve">uji ketegaran → bandingkan dengan penyetelan manual → jalankan berdampingan → serahkan kendali</w:t>
+        <w:tab/>
       </w:r>
       <w:r>
         <w:rPr>
@@ -4133,7 +4192,18 @@
           <w:color w:val="305496"/>
           <w:sz w:val="22"/>
         </w:rPr>
-        <w:t xml:space="preserve">   (5)</w:t>
+        <w:t xml:space="preserve">uji ketegaran → bandingkan dengan penyetelan manual → jalankan berdampingan → serahkan kendali</w:t>
+      </w:r>
+      <w:r>
+        <w:rPr>
+          <w:rFonts w:ascii="Arial" w:hAnsi="Arial" w:cs="Arial"/>
+          <w:b/>
+          <w:i/>
+          <w:color w:val="305496"/>
+          <w:sz w:val="22"/>
+        </w:rPr>
+        <w:tab/>
+        <w:t xml:space="preserve">(5)</w:t>
       </w:r>
     </w:p>
     <w:p>
@@ -4200,8 +4270,11 @@
     </w:p>
     <w:p>
       <w:pPr>
+        <w:tabs>
+          <w:tab w:val="center" w:pos="4393"/>
+          <w:tab w:val="right" w:pos="8787"/>
+        </w:tabs>
         <w:spacing w:before="40" w:after="120"/>
-        <w:jc w:val="center"/>
       </w:pPr>
       <w:r>
         <w:rPr>
@@ -4211,7 +4284,7 @@
           <w:color w:val="305496"/>
           <w:sz w:val="22"/>
         </w:rPr>
-        <w:t xml:space="preserve">empat kandidat dengan nilai tujuan J = 12 ; 8 ; 20 ; 15</w:t>
+        <w:tab/>
       </w:r>
       <w:r>
         <w:rPr>
@@ -4221,53 +4294,8 @@
           <w:color w:val="305496"/>
           <w:sz w:val="22"/>
         </w:rPr>
-        <w:t xml:space="preserve">   (6)</w:t>
-      </w:r>
-    </w:p>
-    <w:p>
-      <w:pPr>
-        <w:spacing w:line="360" w:lineRule="auto" w:after="120"/>
-        <w:jc w:val="both"/>
-      </w:pPr>
-      <w:r>
-        <w:rPr>
-          <w:rFonts w:ascii="Arial" w:hAnsi="Arial" w:cs="Arial"/>
-          <w:b w:val="0"/>
-          <w:i w:val="0"/>
-          <w:sz w:val="22"/>
-        </w:rPr>
-        <w:t xml:space="preserve">Nilai lebih kecil berarti lebih baik.</w:t>
-      </w:r>
-      <w:r>
-        <w:rPr>
-          <w:rFonts w:ascii="Arial" w:hAnsi="Arial" w:cs="Arial"/>
-          <w:b w:val="0"/>
-          <w:i w:val="0"/>
-          <w:sz w:val="22"/>
-        </w:rPr>
-        <w:t xml:space="preserve"> Persamaan (7) memadatkan aturan tersebut.</w:t>
-      </w:r>
-    </w:p>
-    <w:p>
-      <w:pPr>
-        <w:spacing w:line="360" w:lineRule="auto" w:after="120"/>
-        <w:jc w:val="both"/>
-      </w:pPr>
-      <w:r>
-        <w:rPr>
-          <w:rFonts w:ascii="Arial" w:hAnsi="Arial" w:cs="Arial"/>
-          <w:b w:val="0"/>
-          <w:i w:val="0"/>
-          <w:sz w:val="22"/>
-        </w:rPr>
-        <w:t xml:space="preserve">2. Ubah menjadi kebugaran</w:t>
-      </w:r>
-    </w:p>
-    <w:p>
-      <w:pPr>
-        <w:spacing w:before="40" w:after="120"/>
-        <w:jc w:val="center"/>
-      </w:pPr>
+        <w:t xml:space="preserve">empat kandidat dengan nilai tujuan J = 12 ; 8 ; 20 ; 15</w:t>
+      </w:r>
       <w:r>
         <w:rPr>
           <w:rFonts w:ascii="Arial" w:hAnsi="Arial" w:cs="Arial"/>
@@ -4276,8 +4304,57 @@
           <w:color w:val="305496"/>
           <w:sz w:val="22"/>
         </w:rPr>
-        <w:t xml:space="preserve">F = 1/J = 0,0833 ; 0,125 ; 0,05 ; 0,0667</w:t>
-      </w:r>
+        <w:tab/>
+        <w:t xml:space="preserve">(6)</w:t>
+      </w:r>
+    </w:p>
+    <w:p>
+      <w:pPr>
+        <w:spacing w:line="360" w:lineRule="auto" w:after="120"/>
+        <w:jc w:val="both"/>
+      </w:pPr>
+      <w:r>
+        <w:rPr>
+          <w:rFonts w:ascii="Arial" w:hAnsi="Arial" w:cs="Arial"/>
+          <w:b w:val="0"/>
+          <w:i w:val="0"/>
+          <w:sz w:val="22"/>
+        </w:rPr>
+        <w:t xml:space="preserve">Nilai lebih kecil berarti lebih baik.</w:t>
+      </w:r>
+      <w:r>
+        <w:rPr>
+          <w:rFonts w:ascii="Arial" w:hAnsi="Arial" w:cs="Arial"/>
+          <w:b w:val="0"/>
+          <w:i w:val="0"/>
+          <w:sz w:val="22"/>
+        </w:rPr>
+        <w:t xml:space="preserve"> Persamaan (7) memadatkan aturan tersebut.</w:t>
+      </w:r>
+    </w:p>
+    <w:p>
+      <w:pPr>
+        <w:spacing w:line="360" w:lineRule="auto" w:after="120"/>
+        <w:jc w:val="both"/>
+      </w:pPr>
+      <w:r>
+        <w:rPr>
+          <w:rFonts w:ascii="Arial" w:hAnsi="Arial" w:cs="Arial"/>
+          <w:b w:val="0"/>
+          <w:i w:val="0"/>
+          <w:sz w:val="22"/>
+        </w:rPr>
+        <w:t xml:space="preserve">2. Ubah menjadi kebugaran</w:t>
+      </w:r>
+    </w:p>
+    <w:p>
+      <w:pPr>
+        <w:tabs>
+          <w:tab w:val="center" w:pos="4393"/>
+          <w:tab w:val="right" w:pos="8787"/>
+        </w:tabs>
+        <w:spacing w:before="40" w:after="120"/>
+      </w:pPr>
       <w:r>
         <w:rPr>
           <w:rFonts w:ascii="Arial" w:hAnsi="Arial" w:cs="Arial"/>
@@ -4286,44 +4363,8 @@
           <w:color w:val="305496"/>
           <w:sz w:val="22"/>
         </w:rPr>
-        <w:t xml:space="preserve">   (7)</w:t>
-      </w:r>
-    </w:p>
-    <w:p>
-      <w:pPr>
-        <w:spacing w:line="360" w:lineRule="auto" w:after="120"/>
-        <w:jc w:val="both"/>
-      </w:pPr>
-      <w:r>
-        <w:rPr>
-          <w:rFonts w:ascii="Arial" w:hAnsi="Arial" w:cs="Arial"/>
-          <w:b w:val="0"/>
-          <w:i w:val="0"/>
-          <w:sz w:val="22"/>
-        </w:rPr>
-        <w:t xml:space="preserve">Dibalik karena persoalannya meminimumkan.</w:t>
-      </w:r>
-    </w:p>
-    <w:p>
-      <w:pPr>
-        <w:spacing w:line="360" w:lineRule="auto" w:after="120"/>
-        <w:jc w:val="both"/>
-      </w:pPr>
-      <w:r>
-        <w:rPr>
-          <w:rFonts w:ascii="Arial" w:hAnsi="Arial" w:cs="Arial"/>
-          <w:b w:val="0"/>
-          <w:i w:val="0"/>
-          <w:sz w:val="22"/>
-        </w:rPr>
-        <w:t xml:space="preserve">3. Seleksi turnamen ukuran dua</w:t>
-      </w:r>
-    </w:p>
-    <w:p>
-      <w:pPr>
-        <w:spacing w:before="40" w:after="120"/>
-        <w:jc w:val="center"/>
-      </w:pPr>
+        <w:tab/>
+      </w:r>
       <w:r>
         <w:rPr>
           <w:rFonts w:ascii="Arial" w:hAnsi="Arial" w:cs="Arial"/>
@@ -4332,53 +4373,8 @@
           <w:color w:val="305496"/>
           <w:sz w:val="22"/>
         </w:rPr>
-        <w:t xml:space="preserve">adu acak berpasangan, ambil yang lebih bugar</w:t>
-      </w:r>
-    </w:p>
-    <w:p>
-      <w:pPr>
-        <w:spacing w:line="360" w:lineRule="auto" w:after="120"/>
-        <w:jc w:val="both"/>
-      </w:pPr>
-      <w:r>
-        <w:rPr>
-          <w:rFonts w:ascii="Arial" w:hAnsi="Arial" w:cs="Arial"/>
-          <w:b w:val="0"/>
-          <w:i w:val="0"/>
-          <w:sz w:val="22"/>
-        </w:rPr>
-        <w:t xml:space="preserve">Kandidat berkebugaran 0,125 paling sering terpilih.</w:t>
-      </w:r>
-      <w:r>
-        <w:rPr>
-          <w:rFonts w:ascii="Arial" w:hAnsi="Arial" w:cs="Arial"/>
-          <w:b w:val="0"/>
-          <w:i w:val="0"/>
-          <w:sz w:val="22"/>
-        </w:rPr>
-        <w:t xml:space="preserve"> Rangkuman kuantitatifnya tertulis pada Persamaan (8).</w:t>
-      </w:r>
-    </w:p>
-    <w:p>
-      <w:pPr>
-        <w:spacing w:line="360" w:lineRule="auto" w:after="120"/>
-        <w:jc w:val="both"/>
-      </w:pPr>
-      <w:r>
-        <w:rPr>
-          <w:rFonts w:ascii="Arial" w:hAnsi="Arial" w:cs="Arial"/>
-          <w:b w:val="0"/>
-          <w:i w:val="0"/>
-          <w:sz w:val="22"/>
-        </w:rPr>
-        <w:t xml:space="preserve">4. Persilangan aritmetik</w:t>
-      </w:r>
-    </w:p>
-    <w:p>
-      <w:pPr>
-        <w:spacing w:before="40" w:after="120"/>
-        <w:jc w:val="center"/>
-      </w:pPr>
+        <w:t xml:space="preserve">F = 1/J = 0,0833 ; 0,125 ; 0,05 ; 0,0667</w:t>
+      </w:r>
       <w:r>
         <w:rPr>
           <w:rFonts w:ascii="Arial" w:hAnsi="Arial" w:cs="Arial"/>
@@ -4387,8 +4383,45 @@
           <w:color w:val="305496"/>
           <w:sz w:val="22"/>
         </w:rPr>
-        <w:t xml:space="preserve">anak = a·induk1 + (1-a)·induk2</w:t>
-      </w:r>
+        <w:tab/>
+        <w:t xml:space="preserve">(7)</w:t>
+      </w:r>
+    </w:p>
+    <w:p>
+      <w:pPr>
+        <w:spacing w:line="360" w:lineRule="auto" w:after="120"/>
+        <w:jc w:val="both"/>
+      </w:pPr>
+      <w:r>
+        <w:rPr>
+          <w:rFonts w:ascii="Arial" w:hAnsi="Arial" w:cs="Arial"/>
+          <w:b w:val="0"/>
+          <w:i w:val="0"/>
+          <w:sz w:val="22"/>
+        </w:rPr>
+        <w:t xml:space="preserve">Dibalik karena persoalannya meminimumkan.</w:t>
+      </w:r>
+    </w:p>
+    <w:p>
+      <w:pPr>
+        <w:spacing w:line="360" w:lineRule="auto" w:after="120"/>
+        <w:jc w:val="both"/>
+      </w:pPr>
+      <w:r>
+        <w:rPr>
+          <w:rFonts w:ascii="Arial" w:hAnsi="Arial" w:cs="Arial"/>
+          <w:b w:val="0"/>
+          <w:i w:val="0"/>
+          <w:sz w:val="22"/>
+        </w:rPr>
+        <w:t xml:space="preserve">3. Seleksi turnamen ukuran dua</w:t>
+      </w:r>
+    </w:p>
+    <w:p>
+      <w:pPr>
+        <w:spacing w:before="40" w:after="120"/>
+        <w:jc w:val="center"/>
+      </w:pPr>
       <w:r>
         <w:rPr>
           <w:rFonts w:ascii="Arial" w:hAnsi="Arial" w:cs="Arial"/>
@@ -4397,7 +4430,86 @@
           <w:color w:val="305496"/>
           <w:sz w:val="22"/>
         </w:rPr>
-        <w:t xml:space="preserve">   (8)</w:t>
+        <w:t xml:space="preserve">adu acak berpasangan, ambil yang lebih bugar</w:t>
+      </w:r>
+    </w:p>
+    <w:p>
+      <w:pPr>
+        <w:spacing w:line="360" w:lineRule="auto" w:after="120"/>
+        <w:jc w:val="both"/>
+      </w:pPr>
+      <w:r>
+        <w:rPr>
+          <w:rFonts w:ascii="Arial" w:hAnsi="Arial" w:cs="Arial"/>
+          <w:b w:val="0"/>
+          <w:i w:val="0"/>
+          <w:sz w:val="22"/>
+        </w:rPr>
+        <w:t xml:space="preserve">Kandidat berkebugaran 0,125 paling sering terpilih.</w:t>
+      </w:r>
+      <w:r>
+        <w:rPr>
+          <w:rFonts w:ascii="Arial" w:hAnsi="Arial" w:cs="Arial"/>
+          <w:b w:val="0"/>
+          <w:i w:val="0"/>
+          <w:sz w:val="22"/>
+        </w:rPr>
+        <w:t xml:space="preserve"> Rangkuman kuantitatifnya tertulis pada Persamaan (8).</w:t>
+      </w:r>
+    </w:p>
+    <w:p>
+      <w:pPr>
+        <w:spacing w:line="360" w:lineRule="auto" w:after="120"/>
+        <w:jc w:val="both"/>
+      </w:pPr>
+      <w:r>
+        <w:rPr>
+          <w:rFonts w:ascii="Arial" w:hAnsi="Arial" w:cs="Arial"/>
+          <w:b w:val="0"/>
+          <w:i w:val="0"/>
+          <w:sz w:val="22"/>
+        </w:rPr>
+        <w:t xml:space="preserve">4. Persilangan aritmetik</w:t>
+      </w:r>
+    </w:p>
+    <w:p>
+      <w:pPr>
+        <w:tabs>
+          <w:tab w:val="center" w:pos="4393"/>
+          <w:tab w:val="right" w:pos="8787"/>
+        </w:tabs>
+        <w:spacing w:before="40" w:after="120"/>
+      </w:pPr>
+      <w:r>
+        <w:rPr>
+          <w:rFonts w:ascii="Arial" w:hAnsi="Arial" w:cs="Arial"/>
+          <w:b/>
+          <w:i/>
+          <w:color w:val="305496"/>
+          <w:sz w:val="22"/>
+        </w:rPr>
+        <w:tab/>
+      </w:r>
+      <w:r>
+        <w:rPr>
+          <w:rFonts w:ascii="Arial" w:hAnsi="Arial" w:cs="Arial"/>
+          <w:b/>
+          <w:i/>
+          <w:color w:val="305496"/>
+          <w:sz w:val="22"/>
+        </w:rPr>
+        <w:t xml:space="preserve">anak = a·induk1 + (1-a)·induk2</w:t>
+      </w:r>
+      <w:r>
+        <w:rPr>
+          <w:rFonts w:ascii="Arial" w:hAnsi="Arial" w:cs="Arial"/>
+          <w:b/>
+          <w:i/>
+          <w:color w:val="305496"/>
+          <w:sz w:val="22"/>
+        </w:rPr>
+        <w:tab/>
+        <w:t xml:space="preserve">(8)</w:t>
       </w:r>
     </w:p>
     <w:p>
@@ -4678,8 +4790,11 @@
     </w:p>
     <w:p>
       <w:pPr>
+        <w:tabs>
+          <w:tab w:val="center" w:pos="4393"/>
+          <w:tab w:val="right" w:pos="8787"/>
+        </w:tabs>
         <w:spacing w:before="40" w:after="120"/>
-        <w:jc w:val="center"/>
       </w:pPr>
       <w:r>
         <w:rPr>
@@ -4689,7 +4804,7 @@
           <w:color w:val="305496"/>
           <w:sz w:val="22"/>
         </w:rPr>
-        <w:t xml:space="preserve">Kp = 5,0 disalin apa adanya</w:t>
+        <w:tab/>
       </w:r>
       <w:r>
         <w:rPr>
@@ -4699,53 +4814,8 @@
           <w:color w:val="305496"/>
           <w:sz w:val="22"/>
         </w:rPr>
-        <w:t xml:space="preserve">   (9)</w:t>
-      </w:r>
-    </w:p>
-    <w:p>
-      <w:pPr>
-        <w:spacing w:line="360" w:lineRule="auto" w:after="120"/>
-        <w:jc w:val="both"/>
-      </w:pPr>
-      <w:r>
-        <w:rPr>
-          <w:rFonts w:ascii="Arial" w:hAnsi="Arial" w:cs="Arial"/>
-          <w:b w:val="0"/>
-          <w:i w:val="0"/>
-          <w:sz w:val="22"/>
-        </w:rPr>
-        <w:t xml:space="preserve">Elitisme menjamin nilai terbaik bertahan.</w:t>
-      </w:r>
-      <w:r>
-        <w:rPr>
-          <w:rFonts w:ascii="Arial" w:hAnsi="Arial" w:cs="Arial"/>
-          <w:b w:val="0"/>
-          <w:i w:val="0"/>
-          <w:sz w:val="22"/>
-        </w:rPr>
-        <w:t xml:space="preserve"> Bentuk ringkasnya dituliskan pada Persamaan (10).</w:t>
-      </w:r>
-    </w:p>
-    <w:p>
-      <w:pPr>
-        <w:spacing w:line="360" w:lineRule="auto" w:after="120"/>
-        <w:jc w:val="both"/>
-      </w:pPr>
-      <w:r>
-        <w:rPr>
-          <w:rFonts w:ascii="Arial" w:hAnsi="Arial" w:cs="Arial"/>
-          <w:b w:val="0"/>
-          <w:i w:val="0"/>
-          <w:sz w:val="22"/>
-        </w:rPr>
-        <w:t xml:space="preserve">3. Turnamen pertama</w:t>
-      </w:r>
-    </w:p>
-    <w:p>
-      <w:pPr>
-        <w:spacing w:before="40" w:after="120"/>
-        <w:jc w:val="center"/>
-      </w:pPr>
+        <w:t xml:space="preserve">Kp = 5,0 disalin apa adanya</w:t>
+      </w:r>
       <w:r>
         <w:rPr>
           <w:rFonts w:ascii="Arial" w:hAnsi="Arial" w:cs="Arial"/>
@@ -4754,8 +4824,57 @@
           <w:color w:val="305496"/>
           <w:sz w:val="22"/>
         </w:rPr>
-        <w:t xml:space="preserve">adu 5,0 melawan 11,0 → menang 5,0</w:t>
-      </w:r>
+        <w:tab/>
+        <w:t xml:space="preserve">(9)</w:t>
+      </w:r>
+    </w:p>
+    <w:p>
+      <w:pPr>
+        <w:spacing w:line="360" w:lineRule="auto" w:after="120"/>
+        <w:jc w:val="both"/>
+      </w:pPr>
+      <w:r>
+        <w:rPr>
+          <w:rFonts w:ascii="Arial" w:hAnsi="Arial" w:cs="Arial"/>
+          <w:b w:val="0"/>
+          <w:i w:val="0"/>
+          <w:sz w:val="22"/>
+        </w:rPr>
+        <w:t xml:space="preserve">Elitisme menjamin nilai terbaik bertahan.</w:t>
+      </w:r>
+      <w:r>
+        <w:rPr>
+          <w:rFonts w:ascii="Arial" w:hAnsi="Arial" w:cs="Arial"/>
+          <w:b w:val="0"/>
+          <w:i w:val="0"/>
+          <w:sz w:val="22"/>
+        </w:rPr>
+        <w:t xml:space="preserve"> Bentuk ringkasnya dituliskan pada Persamaan (10).</w:t>
+      </w:r>
+    </w:p>
+    <w:p>
+      <w:pPr>
+        <w:spacing w:line="360" w:lineRule="auto" w:after="120"/>
+        <w:jc w:val="both"/>
+      </w:pPr>
+      <w:r>
+        <w:rPr>
+          <w:rFonts w:ascii="Arial" w:hAnsi="Arial" w:cs="Arial"/>
+          <w:b w:val="0"/>
+          <w:i w:val="0"/>
+          <w:sz w:val="22"/>
+        </w:rPr>
+        <w:t xml:space="preserve">3. Turnamen pertama</w:t>
+      </w:r>
+    </w:p>
+    <w:p>
+      <w:pPr>
+        <w:tabs>
+          <w:tab w:val="center" w:pos="4393"/>
+          <w:tab w:val="right" w:pos="8787"/>
+        </w:tabs>
+        <w:spacing w:before="40" w:after="120"/>
+      </w:pPr>
       <w:r>
         <w:rPr>
           <w:rFonts w:ascii="Arial" w:hAnsi="Arial" w:cs="Arial"/>
@@ -4764,53 +4883,8 @@
           <w:color w:val="305496"/>
           <w:sz w:val="22"/>
         </w:rPr>
-        <w:t xml:space="preserve">   (10)</w:t>
-      </w:r>
-    </w:p>
-    <w:p>
-      <w:pPr>
-        <w:spacing w:line="360" w:lineRule="auto" w:after="120"/>
-        <w:jc w:val="both"/>
-      </w:pPr>
-      <w:r>
-        <w:rPr>
-          <w:rFonts w:ascii="Arial" w:hAnsi="Arial" w:cs="Arial"/>
-          <w:b w:val="0"/>
-          <w:i w:val="0"/>
-          <w:sz w:val="22"/>
-        </w:rPr>
-        <w:t xml:space="preserve">J = 12 lebih kecil daripada 55.</w:t>
-      </w:r>
-      <w:r>
-        <w:rPr>
-          <w:rFonts w:ascii="Arial" w:hAnsi="Arial" w:cs="Arial"/>
-          <w:b w:val="0"/>
-          <w:i w:val="0"/>
-          <w:sz w:val="22"/>
-        </w:rPr>
-        <w:t xml:space="preserve"> Persamaan (11) memadatkan aturan tersebut.</w:t>
-      </w:r>
-    </w:p>
-    <w:p>
-      <w:pPr>
-        <w:spacing w:line="360" w:lineRule="auto" w:after="120"/>
-        <w:jc w:val="both"/>
-      </w:pPr>
-      <w:r>
-        <w:rPr>
-          <w:rFonts w:ascii="Arial" w:hAnsi="Arial" w:cs="Arial"/>
-          <w:b w:val="0"/>
-          <w:i w:val="0"/>
-          <w:sz w:val="22"/>
-        </w:rPr>
-        <w:t xml:space="preserve">4. Turnamen kedua</w:t>
-      </w:r>
-    </w:p>
-    <w:p>
-      <w:pPr>
-        <w:spacing w:before="40" w:after="120"/>
-        <w:jc w:val="center"/>
-      </w:pPr>
+        <w:tab/>
+      </w:r>
       <w:r>
         <w:rPr>
           <w:rFonts w:ascii="Arial" w:hAnsi="Arial" w:cs="Arial"/>
@@ -4819,7 +4893,7 @@
           <w:color w:val="305496"/>
           <w:sz w:val="22"/>
         </w:rPr>
-        <w:t xml:space="preserve">adu 8,0 melawan 2,0 → menang 8,0</w:t>
+        <w:t xml:space="preserve">adu 5,0 melawan 11,0 → menang 5,0</w:t>
       </w:r>
       <w:r>
         <w:rPr>
@@ -4829,52 +4903,56 @@
           <w:color w:val="305496"/>
           <w:sz w:val="22"/>
         </w:rPr>
-        <w:t xml:space="preserve">   (11)</w:t>
-      </w:r>
-    </w:p>
-    <w:p>
-      <w:pPr>
-        <w:spacing w:line="360" w:lineRule="auto" w:after="120"/>
-        <w:jc w:val="both"/>
-      </w:pPr>
-      <w:r>
-        <w:rPr>
-          <w:rFonts w:ascii="Arial" w:hAnsi="Arial" w:cs="Arial"/>
-          <w:b w:val="0"/>
-          <w:i w:val="0"/>
-          <w:sz w:val="22"/>
-        </w:rPr>
-        <w:t xml:space="preserve">J = 18 lebih kecil daripada 40.</w:t>
-      </w:r>
-      <w:r>
-        <w:rPr>
-          <w:rFonts w:ascii="Arial" w:hAnsi="Arial" w:cs="Arial"/>
-          <w:b w:val="0"/>
-          <w:i w:val="0"/>
-          <w:sz w:val="22"/>
-        </w:rPr>
-        <w:t xml:space="preserve"> Rangkuman kuantitatifnya tertulis pada Persamaan (12).</w:t>
-      </w:r>
-    </w:p>
-    <w:p>
-      <w:pPr>
-        <w:spacing w:line="360" w:lineRule="auto" w:after="120"/>
-        <w:jc w:val="both"/>
-      </w:pPr>
-      <w:r>
-        <w:rPr>
-          <w:rFonts w:ascii="Arial" w:hAnsi="Arial" w:cs="Arial"/>
-          <w:b w:val="0"/>
-          <w:i w:val="0"/>
-          <w:sz w:val="22"/>
-        </w:rPr>
-        <w:t xml:space="preserve">5. Persilangan aritmetik</w:t>
-      </w:r>
-    </w:p>
-    <w:p>
-      <w:pPr>
+        <w:tab/>
+        <w:t xml:space="preserve">(10)</w:t>
+      </w:r>
+    </w:p>
+    <w:p>
+      <w:pPr>
+        <w:spacing w:line="360" w:lineRule="auto" w:after="120"/>
+        <w:jc w:val="both"/>
+      </w:pPr>
+      <w:r>
+        <w:rPr>
+          <w:rFonts w:ascii="Arial" w:hAnsi="Arial" w:cs="Arial"/>
+          <w:b w:val="0"/>
+          <w:i w:val="0"/>
+          <w:sz w:val="22"/>
+        </w:rPr>
+        <w:t xml:space="preserve">J = 12 lebih kecil daripada 55.</w:t>
+      </w:r>
+      <w:r>
+        <w:rPr>
+          <w:rFonts w:ascii="Arial" w:hAnsi="Arial" w:cs="Arial"/>
+          <w:b w:val="0"/>
+          <w:i w:val="0"/>
+          <w:sz w:val="22"/>
+        </w:rPr>
+        <w:t xml:space="preserve"> Persamaan (11) memadatkan aturan tersebut.</w:t>
+      </w:r>
+    </w:p>
+    <w:p>
+      <w:pPr>
+        <w:spacing w:line="360" w:lineRule="auto" w:after="120"/>
+        <w:jc w:val="both"/>
+      </w:pPr>
+      <w:r>
+        <w:rPr>
+          <w:rFonts w:ascii="Arial" w:hAnsi="Arial" w:cs="Arial"/>
+          <w:b w:val="0"/>
+          <w:i w:val="0"/>
+          <w:sz w:val="22"/>
+        </w:rPr>
+        <w:t xml:space="preserve">4. Turnamen kedua</w:t>
+      </w:r>
+    </w:p>
+    <w:p>
+      <w:pPr>
+        <w:tabs>
+          <w:tab w:val="center" w:pos="4393"/>
+          <w:tab w:val="right" w:pos="8787"/>
+        </w:tabs>
         <w:spacing w:before="40" w:after="120"/>
-        <w:jc w:val="center"/>
       </w:pPr>
       <w:r>
         <w:rPr>
@@ -4884,7 +4962,7 @@
           <w:color w:val="305496"/>
           <w:sz w:val="22"/>
         </w:rPr>
-        <w:t xml:space="preserve">anak = 0,3·5,0 + 0,7·8,0</w:t>
+        <w:tab/>
       </w:r>
       <w:r>
         <w:rPr>
@@ -4894,53 +4972,8 @@
           <w:color w:val="305496"/>
           <w:sz w:val="22"/>
         </w:rPr>
-        <w:t xml:space="preserve">   (12)</w:t>
-      </w:r>
-    </w:p>
-    <w:p>
-      <w:pPr>
-        <w:spacing w:line="360" w:lineRule="auto" w:after="120"/>
-        <w:jc w:val="both"/>
-      </w:pPr>
-      <w:r>
-        <w:rPr>
-          <w:rFonts w:ascii="Arial" w:hAnsi="Arial" w:cs="Arial"/>
-          <w:b w:val="0"/>
-          <w:i w:val="0"/>
-          <w:sz w:val="22"/>
-        </w:rPr>
-        <w:t xml:space="preserve">Memakai kedua pemenang turnamen sebagai induk.</w:t>
-      </w:r>
-      <w:r>
-        <w:rPr>
-          <w:rFonts w:ascii="Arial" w:hAnsi="Arial" w:cs="Arial"/>
-          <w:b w:val="0"/>
-          <w:i w:val="0"/>
-          <w:sz w:val="22"/>
-        </w:rPr>
-        <w:t xml:space="preserve"> Hubungan ini dirangkum dalam Persamaan (13).</w:t>
-      </w:r>
-    </w:p>
-    <w:p>
-      <w:pPr>
-        <w:spacing w:line="360" w:lineRule="auto" w:after="120"/>
-        <w:jc w:val="both"/>
-      </w:pPr>
-      <w:r>
-        <w:rPr>
-          <w:rFonts w:ascii="Arial" w:hAnsi="Arial" w:cs="Arial"/>
-          <w:b w:val="0"/>
-          <w:i w:val="0"/>
-          <w:sz w:val="22"/>
-        </w:rPr>
-        <w:t xml:space="preserve">6. Hitung anak</w:t>
-      </w:r>
-    </w:p>
-    <w:p>
-      <w:pPr>
-        <w:spacing w:before="40" w:after="120"/>
-        <w:jc w:val="center"/>
-      </w:pPr>
+        <w:t xml:space="preserve">adu 8,0 melawan 2,0 → menang 8,0</w:t>
+      </w:r>
       <w:r>
         <w:rPr>
           <w:rFonts w:ascii="Arial" w:hAnsi="Arial" w:cs="Arial"/>
@@ -4949,8 +4982,57 @@
           <w:color w:val="305496"/>
           <w:sz w:val="22"/>
         </w:rPr>
-        <w:t xml:space="preserve">= 1,5 + 5,6 = 7,1</w:t>
-      </w:r>
+        <w:tab/>
+        <w:t xml:space="preserve">(11)</w:t>
+      </w:r>
+    </w:p>
+    <w:p>
+      <w:pPr>
+        <w:spacing w:line="360" w:lineRule="auto" w:after="120"/>
+        <w:jc w:val="both"/>
+      </w:pPr>
+      <w:r>
+        <w:rPr>
+          <w:rFonts w:ascii="Arial" w:hAnsi="Arial" w:cs="Arial"/>
+          <w:b w:val="0"/>
+          <w:i w:val="0"/>
+          <w:sz w:val="22"/>
+        </w:rPr>
+        <w:t xml:space="preserve">J = 18 lebih kecil daripada 40.</w:t>
+      </w:r>
+      <w:r>
+        <w:rPr>
+          <w:rFonts w:ascii="Arial" w:hAnsi="Arial" w:cs="Arial"/>
+          <w:b w:val="0"/>
+          <w:i w:val="0"/>
+          <w:sz w:val="22"/>
+        </w:rPr>
+        <w:t xml:space="preserve"> Rangkuman kuantitatifnya tertulis pada Persamaan (12).</w:t>
+      </w:r>
+    </w:p>
+    <w:p>
+      <w:pPr>
+        <w:spacing w:line="360" w:lineRule="auto" w:after="120"/>
+        <w:jc w:val="both"/>
+      </w:pPr>
+      <w:r>
+        <w:rPr>
+          <w:rFonts w:ascii="Arial" w:hAnsi="Arial" w:cs="Arial"/>
+          <w:b w:val="0"/>
+          <w:i w:val="0"/>
+          <w:sz w:val="22"/>
+        </w:rPr>
+        <w:t xml:space="preserve">5. Persilangan aritmetik</w:t>
+      </w:r>
+    </w:p>
+    <w:p>
+      <w:pPr>
+        <w:tabs>
+          <w:tab w:val="center" w:pos="4393"/>
+          <w:tab w:val="right" w:pos="8787"/>
+        </w:tabs>
+        <w:spacing w:before="40" w:after="120"/>
+      </w:pPr>
       <w:r>
         <w:rPr>
           <w:rFonts w:ascii="Arial" w:hAnsi="Arial" w:cs="Arial"/>
@@ -4959,53 +5041,8 @@
           <w:color w:val="305496"/>
           <w:sz w:val="22"/>
         </w:rPr>
-        <w:t xml:space="preserve">   (13)</w:t>
-      </w:r>
-    </w:p>
-    <w:p>
-      <w:pPr>
-        <w:spacing w:line="360" w:lineRule="auto" w:after="120"/>
-        <w:jc w:val="both"/>
-      </w:pPr>
-      <w:r>
-        <w:rPr>
-          <w:rFonts w:ascii="Arial" w:hAnsi="Arial" w:cs="Arial"/>
-          <w:b w:val="0"/>
-          <w:i w:val="0"/>
-          <w:sz w:val="22"/>
-        </w:rPr>
-        <w:t xml:space="preserve">Nilai berada di antara kedua induknya.</w:t>
-      </w:r>
-      <w:r>
-        <w:rPr>
-          <w:rFonts w:ascii="Arial" w:hAnsi="Arial" w:cs="Arial"/>
-          <w:b w:val="0"/>
-          <w:i w:val="0"/>
-          <w:sz w:val="22"/>
-        </w:rPr>
-        <w:t xml:space="preserve"> Bentuk ringkasnya dituliskan pada Persamaan (14).</w:t>
-      </w:r>
-    </w:p>
-    <w:p>
-      <w:pPr>
-        <w:spacing w:line="360" w:lineRule="auto" w:after="120"/>
-        <w:jc w:val="both"/>
-      </w:pPr>
-      <w:r>
-        <w:rPr>
-          <w:rFonts w:ascii="Arial" w:hAnsi="Arial" w:cs="Arial"/>
-          <w:b w:val="0"/>
-          <w:i w:val="0"/>
-          <w:sz w:val="22"/>
-        </w:rPr>
-        <w:t xml:space="preserve">7. Mutasi anak</w:t>
-      </w:r>
-    </w:p>
-    <w:p>
-      <w:pPr>
-        <w:spacing w:before="40" w:after="120"/>
-        <w:jc w:val="center"/>
-      </w:pPr>
+        <w:tab/>
+      </w:r>
       <w:r>
         <w:rPr>
           <w:rFonts w:ascii="Arial" w:hAnsi="Arial" w:cs="Arial"/>
@@ -5014,7 +5051,7 @@
           <w:color w:val="305496"/>
           <w:sz w:val="22"/>
         </w:rPr>
-        <w:t xml:space="preserve">7,1 + 0,4 = 7,5</w:t>
+        <w:t xml:space="preserve">anak = 0,3·5,0 + 0,7·8,0</w:t>
       </w:r>
       <w:r>
         <w:rPr>
@@ -5024,7 +5061,166 @@
           <w:color w:val="305496"/>
           <w:sz w:val="22"/>
         </w:rPr>
-        <w:t xml:space="preserve">   (14)</w:t>
+        <w:tab/>
+        <w:t xml:space="preserve">(12)</w:t>
+      </w:r>
+    </w:p>
+    <w:p>
+      <w:pPr>
+        <w:spacing w:line="360" w:lineRule="auto" w:after="120"/>
+        <w:jc w:val="both"/>
+      </w:pPr>
+      <w:r>
+        <w:rPr>
+          <w:rFonts w:ascii="Arial" w:hAnsi="Arial" w:cs="Arial"/>
+          <w:b w:val="0"/>
+          <w:i w:val="0"/>
+          <w:sz w:val="22"/>
+        </w:rPr>
+        <w:t xml:space="preserve">Memakai kedua pemenang turnamen sebagai induk.</w:t>
+      </w:r>
+      <w:r>
+        <w:rPr>
+          <w:rFonts w:ascii="Arial" w:hAnsi="Arial" w:cs="Arial"/>
+          <w:b w:val="0"/>
+          <w:i w:val="0"/>
+          <w:sz w:val="22"/>
+        </w:rPr>
+        <w:t xml:space="preserve"> Hubungan ini dirangkum dalam Persamaan (13).</w:t>
+      </w:r>
+    </w:p>
+    <w:p>
+      <w:pPr>
+        <w:spacing w:line="360" w:lineRule="auto" w:after="120"/>
+        <w:jc w:val="both"/>
+      </w:pPr>
+      <w:r>
+        <w:rPr>
+          <w:rFonts w:ascii="Arial" w:hAnsi="Arial" w:cs="Arial"/>
+          <w:b w:val="0"/>
+          <w:i w:val="0"/>
+          <w:sz w:val="22"/>
+        </w:rPr>
+        <w:t xml:space="preserve">6. Hitung anak</w:t>
+      </w:r>
+    </w:p>
+    <w:p>
+      <w:pPr>
+        <w:tabs>
+          <w:tab w:val="center" w:pos="4393"/>
+          <w:tab w:val="right" w:pos="8787"/>
+        </w:tabs>
+        <w:spacing w:before="40" w:after="120"/>
+      </w:pPr>
+      <w:r>
+        <w:rPr>
+          <w:rFonts w:ascii="Arial" w:hAnsi="Arial" w:cs="Arial"/>
+          <w:b/>
+          <w:i/>
+          <w:color w:val="305496"/>
+          <w:sz w:val="22"/>
+        </w:rPr>
+        <w:tab/>
+      </w:r>
+      <w:r>
+        <w:rPr>
+          <w:rFonts w:ascii="Arial" w:hAnsi="Arial" w:cs="Arial"/>
+          <w:b/>
+          <w:i/>
+          <w:color w:val="305496"/>
+          <w:sz w:val="22"/>
+        </w:rPr>
+        <w:t xml:space="preserve">= 1,5 + 5,6 = 7,1</w:t>
+      </w:r>
+      <w:r>
+        <w:rPr>
+          <w:rFonts w:ascii="Arial" w:hAnsi="Arial" w:cs="Arial"/>
+          <w:b/>
+          <w:i/>
+          <w:color w:val="305496"/>
+          <w:sz w:val="22"/>
+        </w:rPr>
+        <w:tab/>
+        <w:t xml:space="preserve">(13)</w:t>
+      </w:r>
+    </w:p>
+    <w:p>
+      <w:pPr>
+        <w:spacing w:line="360" w:lineRule="auto" w:after="120"/>
+        <w:jc w:val="both"/>
+      </w:pPr>
+      <w:r>
+        <w:rPr>
+          <w:rFonts w:ascii="Arial" w:hAnsi="Arial" w:cs="Arial"/>
+          <w:b w:val="0"/>
+          <w:i w:val="0"/>
+          <w:sz w:val="22"/>
+        </w:rPr>
+        <w:t xml:space="preserve">Nilai berada di antara kedua induknya.</w:t>
+      </w:r>
+      <w:r>
+        <w:rPr>
+          <w:rFonts w:ascii="Arial" w:hAnsi="Arial" w:cs="Arial"/>
+          <w:b w:val="0"/>
+          <w:i w:val="0"/>
+          <w:sz w:val="22"/>
+        </w:rPr>
+        <w:t xml:space="preserve"> Bentuk ringkasnya dituliskan pada Persamaan (14).</w:t>
+      </w:r>
+    </w:p>
+    <w:p>
+      <w:pPr>
+        <w:spacing w:line="360" w:lineRule="auto" w:after="120"/>
+        <w:jc w:val="both"/>
+      </w:pPr>
+      <w:r>
+        <w:rPr>
+          <w:rFonts w:ascii="Arial" w:hAnsi="Arial" w:cs="Arial"/>
+          <w:b w:val="0"/>
+          <w:i w:val="0"/>
+          <w:sz w:val="22"/>
+        </w:rPr>
+        <w:t xml:space="preserve">7. Mutasi anak</w:t>
+      </w:r>
+    </w:p>
+    <w:p>
+      <w:pPr>
+        <w:tabs>
+          <w:tab w:val="center" w:pos="4393"/>
+          <w:tab w:val="right" w:pos="8787"/>
+        </w:tabs>
+        <w:spacing w:before="40" w:after="120"/>
+      </w:pPr>
+      <w:r>
+        <w:rPr>
+          <w:rFonts w:ascii="Arial" w:hAnsi="Arial" w:cs="Arial"/>
+          <w:b/>
+          <w:i/>
+          <w:color w:val="305496"/>
+          <w:sz w:val="22"/>
+        </w:rPr>
+        <w:tab/>
+      </w:r>
+      <w:r>
+        <w:rPr>
+          <w:rFonts w:ascii="Arial" w:hAnsi="Arial" w:cs="Arial"/>
+          <w:b/>
+          <w:i/>
+          <w:color w:val="305496"/>
+          <w:sz w:val="22"/>
+        </w:rPr>
+        <w:t xml:space="preserve">7,1 + 0,4 = 7,5</w:t>
+      </w:r>
+      <w:r>
+        <w:rPr>
+          <w:rFonts w:ascii="Arial" w:hAnsi="Arial" w:cs="Arial"/>
+          <w:b/>
+          <w:i/>
+          <w:color w:val="305496"/>
+          <w:sz w:val="22"/>
+        </w:rPr>
+        <w:tab/>
+        <w:t xml:space="preserve">(14)</w:t>
       </w:r>
     </w:p>
     <w:p>

--- a/Sistem-Kendali-Cerdas/Modul-Word/Modul-14-Optimasi-Kontrol-dengan-Algoritma-Genetika.docx
+++ b/Sistem-Kendali-Cerdas/Modul-Word/Modul-14-Optimasi-Kontrol-dengan-Algoritma-Genetika.docx
@@ -2578,17 +2578,66 @@
     </w:p>
     <w:p>
       <w:pPr>
-        <w:spacing w:line="360" w:lineRule="auto" w:after="120"/>
-        <w:jc w:val="both"/>
-      </w:pPr>
-      <w:r>
-        <w:rPr>
-          <w:rFonts w:ascii="Arial" w:hAnsi="Arial" w:cs="Arial"/>
-          <w:b w:val="0"/>
-          <w:i w:val="0"/>
-          <w:sz w:val="22"/>
-        </w:rPr>
-        <w:t xml:space="preserve">🔗 Modul Interaktif: https://dedik-romahadi.github.io/Mechanical-Engineering-Courses/Sistem-Kendali-Cerdas/Modul/Modul-14.html. Pada layar masuk, pilih tombol “👁️ Mode Preview (Tanpa Login)” untuk membaca seluruh materi tanpa perlu NIM dan PIN. Untuk mengerjakan Tugas dan Forum, masuk sebagai Mahasiswa memakai NIM dan PIN.</w:t>
+        <w:pBdr>
+          <w:top w:val="single" w:sz="6" w:space="10" w:color="BFE3D0"/>
+          <w:left w:val="single" w:sz="24" w:space="12" w:color="1F7A55"/>
+          <w:bottom w:val="single" w:sz="6" w:space="10" w:color="BFE3D0"/>
+          <w:right w:val="single" w:sz="6" w:space="10" w:color="BFE3D0"/>
+        </w:pBdr>
+        <w:shd w:val="clear" w:fill="F1FAF5"/>
+        <w:spacing w:before="140" w:after="60" w:line="264" w:lineRule="auto"/>
+        <w:ind w:left="170" w:right="170"/>
+        <w:jc w:val="left"/>
+      </w:pPr>
+      <w:r>
+        <w:rPr>
+          <w:rFonts w:ascii="Arial" w:hAnsi="Arial" w:cs="Arial"/>
+          <w:b/>
+          <w:i w:val="0"/>
+          <w:color w:val="1F7A55"/>
+          <w:sz w:val="17"/>
+          <w:spacing w:val="30"/>
+        </w:rPr>
+        <w:t xml:space="preserve">🔗 MODUL INTERAKTIF</w:t>
+      </w:r>
+      <w:r>
+        <w:br/>
+      </w:r>
+      <w:hyperlink r:id="rId19">
+        <w:r>
+          <w:rPr>
+            <w:rFonts w:ascii="Arial" w:hAnsi="Arial" w:cs="Arial"/>
+            <w:b/>
+            <w:color w:val="0563C1"/>
+            <w:sz w:val="20"/>
+            <w:u w:val="single"/>
+          </w:rPr>
+          <w:t xml:space="preserve">https://dedik-romahadi.github.io/Mechanical-Engineering-Courses/Sistem-Kendali-Cerdas/Modul/Modul-14.html</w:t>
+        </w:r>
+      </w:hyperlink>
+    </w:p>
+    <w:p>
+      <w:pPr>
+        <w:pBdr>
+          <w:top w:val="single" w:sz="6" w:space="10" w:color="BFE3D0"/>
+          <w:left w:val="single" w:sz="24" w:space="12" w:color="1F7A55"/>
+          <w:bottom w:val="single" w:sz="6" w:space="10" w:color="BFE3D0"/>
+          <w:right w:val="single" w:sz="6" w:space="10" w:color="BFE3D0"/>
+        </w:pBdr>
+        <w:shd w:val="clear" w:fill="F1FAF5"/>
+        <w:spacing w:before="0" w:after="140" w:line="264" w:lineRule="auto"/>
+        <w:ind w:left="170" w:right="170"/>
+        <w:jc w:val="left"/>
+      </w:pPr>
+      <w:r>
+        <w:rPr>
+          <w:rFonts w:ascii="Arial" w:hAnsi="Arial" w:cs="Arial"/>
+          <w:b w:val="0"/>
+          <w:i w:val="0"/>
+          <w:color w:val="44525F"/>
+          <w:sz w:val="19"/>
+        </w:rPr>
+        <w:t xml:space="preserve">Pada layar masuk, pilih tombol “👁️ Mode Preview (Tanpa Login)” untuk membaca seluruh materi tanpa perlu NIM dan PIN. Untuk mengerjakan Tugas dan Forum, masuk sebagai Mahasiswa memakai NIM dan PIN.</w:t>
       </w:r>
     </w:p>
     <w:p>
